--- a/docs (springboot)/java_spring_thread_workflow.docx
+++ b/docs (springboot)/java_spring_thread_workflow.docx
@@ -41,7 +41,41 @@
           <w:u w:val="single"/>
           <w:lang w:val="en-US" w:eastAsia="zh-CN" w:bidi="ar"/>
         </w:rPr>
-        <w:t xml:space="preserve">How JVM, Tomcat, Java achives multi-threading and concurrency? </w:t>
+        <w:t>How JVM, Tomcat, Java achi</w:t>
+      </w:r>
+      <w:r>
+        <w:rPr>
+          <w:rFonts w:hint="default" w:ascii="Bodoni MT" w:hAnsi="Bodoni MT" w:eastAsia="等线" w:cs="Bodoni MT"/>
+          <w:b/>
+          <w:bCs/>
+          <w:i w:val="0"/>
+          <w:iCs w:val="0"/>
+          <w:color w:val="002060"/>
+          <w:kern w:val="0"/>
+          <w:sz w:val="28"/>
+          <w:szCs w:val="28"/>
+          <w:highlight w:val="lightGray"/>
+          <w:u w:val="single"/>
+          <w:lang w:val="en-IN" w:eastAsia="zh-CN" w:bidi="ar"/>
+        </w:rPr>
+        <w:t>e</w:t>
+      </w:r>
+      <w:r>
+        <w:rPr>
+          <w:rFonts w:hint="default" w:ascii="Bodoni MT" w:hAnsi="Bodoni MT" w:eastAsia="等线" w:cs="Bodoni MT"/>
+          <w:b/>
+          <w:bCs/>
+          <w:i w:val="0"/>
+          <w:iCs w:val="0"/>
+          <w:color w:val="002060"/>
+          <w:kern w:val="0"/>
+          <w:sz w:val="28"/>
+          <w:szCs w:val="28"/>
+          <w:highlight w:val="lightGray"/>
+          <w:u w:val="single"/>
+          <w:lang w:val="en-US" w:eastAsia="zh-CN" w:bidi="ar"/>
+        </w:rPr>
+        <w:t xml:space="preserve">ves multi-threading and concurrency? </w:t>
       </w:r>
     </w:p>
     <w:p>
@@ -1260,6 +1294,7 @@
           <w:rFonts w:hint="default" w:ascii="Bodoni MT" w:hAnsi="Bodoni MT" w:eastAsia="等线" w:cs="Bodoni MT"/>
           <w:b/>
           <w:bCs/>
+          <w:color w:val="002060"/>
           <w:sz w:val="22"/>
           <w:szCs w:val="22"/>
           <w:highlight w:val="lightGray"/>
@@ -1271,7 +1306,7 @@
           <w:rFonts w:hint="default" w:ascii="Bodoni MT" w:hAnsi="Bodoni MT" w:eastAsia="等线" w:cs="Bodoni MT"/>
           <w:b/>
           <w:bCs/>
-          <w:color w:val="auto"/>
+          <w:color w:val="002060"/>
           <w:kern w:val="0"/>
           <w:sz w:val="22"/>
           <w:szCs w:val="22"/>
@@ -1280,6 +1315,21 @@
           <w:lang w:val="en-US" w:eastAsia="zh-CN" w:bidi="ar"/>
         </w:rPr>
         <w:t>Now, JVM level</w:t>
+      </w:r>
+      <w:r>
+        <w:rPr>
+          <w:rFonts w:hint="default" w:ascii="Bodoni MT" w:hAnsi="Bodoni MT" w:eastAsia="等线" w:cs="Bodoni MT"/>
+          <w:b/>
+          <w:bCs/>
+          <w:color w:val="002060"/>
+          <w:kern w:val="0"/>
+          <w:sz w:val="22"/>
+          <w:szCs w:val="22"/>
+          <w:highlight w:val="lightGray"/>
+          <w:u w:val="single"/>
+          <w:lang w:val="en-IN" w:eastAsia="zh-CN" w:bidi="ar"/>
+        </w:rPr>
+        <w:t xml:space="preserve"> </w:t>
       </w:r>
     </w:p>
     <w:p>
@@ -1414,6 +1464,16 @@
           <w:lang w:val="en-US" w:eastAsia="zh-CN" w:bidi="ar"/>
         </w:rPr>
         <w:tab/>
+      </w:r>
+      <w:r>
+        <w:rPr>
+          <w:rFonts w:hint="default" w:ascii="Bodoni MT" w:hAnsi="Bodoni MT" w:eastAsia="等线" w:cs="Bodoni MT"/>
+          <w:color w:val="auto"/>
+          <w:kern w:val="0"/>
+          <w:sz w:val="22"/>
+          <w:szCs w:val="22"/>
+          <w:lang w:val="en-US" w:eastAsia="zh-CN" w:bidi="ar"/>
+        </w:rPr>
         <w:t xml:space="preserve">There is no special difference between “Tomcat threads” and “Spring worker threads” at this level; they are all </w:t>
       </w:r>
       <w:r>
@@ -1461,6 +1521,16 @@
           <w:lang w:val="en-US" w:eastAsia="zh-CN" w:bidi="ar"/>
         </w:rPr>
         <w:tab/>
+      </w:r>
+      <w:r>
+        <w:rPr>
+          <w:rFonts w:hint="default" w:ascii="Bodoni MT" w:hAnsi="Bodoni MT" w:eastAsia="等线" w:cs="Bodoni MT"/>
+          <w:color w:val="auto"/>
+          <w:kern w:val="0"/>
+          <w:sz w:val="22"/>
+          <w:szCs w:val="22"/>
+          <w:lang w:val="en-US" w:eastAsia="zh-CN" w:bidi="ar"/>
+        </w:rPr>
         <w:t xml:space="preserve">The difference exists only at the </w:t>
       </w:r>
       <w:r>
@@ -1552,7 +1622,41 @@
           <w:lang w:val="en-US" w:eastAsia="zh-CN" w:bidi="ar"/>
         </w:rPr>
         <w:tab/>
-        <w:t>It creates and manages its own request thread pool (default maxThreads ≈ 200, configurable).</w:t>
+      </w:r>
+      <w:r>
+        <w:rPr>
+          <w:rFonts w:hint="default" w:ascii="Bodoni MT" w:hAnsi="Bodoni MT" w:eastAsia="等线" w:cs="Bodoni MT"/>
+          <w:color w:val="auto"/>
+          <w:kern w:val="0"/>
+          <w:sz w:val="22"/>
+          <w:szCs w:val="22"/>
+          <w:lang w:val="en-US" w:eastAsia="zh-CN" w:bidi="ar"/>
+        </w:rPr>
+        <w:t xml:space="preserve">It creates and manages its own request thread pool (default </w:t>
+      </w:r>
+      <w:r>
+        <w:rPr>
+          <w:rFonts w:hint="default" w:ascii="Bodoni MT" w:hAnsi="Bodoni MT" w:eastAsia="等线" w:cs="Bodoni MT"/>
+          <w:i/>
+          <w:iCs/>
+          <w:color w:val="auto"/>
+          <w:kern w:val="0"/>
+          <w:sz w:val="22"/>
+          <w:szCs w:val="22"/>
+          <w:lang w:val="en-US" w:eastAsia="zh-CN" w:bidi="ar"/>
+        </w:rPr>
+        <w:t>maxThreads ≈ 200</w:t>
+      </w:r>
+      <w:r>
+        <w:rPr>
+          <w:rFonts w:hint="default" w:ascii="Bodoni MT" w:hAnsi="Bodoni MT" w:eastAsia="等线" w:cs="Bodoni MT"/>
+          <w:color w:val="auto"/>
+          <w:kern w:val="0"/>
+          <w:sz w:val="22"/>
+          <w:szCs w:val="22"/>
+          <w:lang w:val="en-US" w:eastAsia="zh-CN" w:bidi="ar"/>
+        </w:rPr>
+        <w:t>, configurable).</w:t>
       </w:r>
     </w:p>
     <w:p>
@@ -1733,6 +1837,16 @@
           <w:lang w:val="en-US" w:eastAsia="zh-CN" w:bidi="ar"/>
         </w:rPr>
         <w:tab/>
+      </w:r>
+      <w:r>
+        <w:rPr>
+          <w:rFonts w:hint="default" w:ascii="Bodoni MT" w:hAnsi="Bodoni MT" w:eastAsia="等线" w:cs="Bodoni MT"/>
+          <w:color w:val="auto"/>
+          <w:kern w:val="0"/>
+          <w:sz w:val="22"/>
+          <w:szCs w:val="22"/>
+          <w:lang w:val="en-US" w:eastAsia="zh-CN" w:bidi="ar"/>
+        </w:rPr>
         <w:t xml:space="preserve">The Spring application runs on the </w:t>
       </w:r>
       <w:r>
@@ -1780,6 +1894,16 @@
           <w:lang w:val="en-US" w:eastAsia="zh-CN" w:bidi="ar"/>
         </w:rPr>
         <w:tab/>
+      </w:r>
+      <w:r>
+        <w:rPr>
+          <w:rFonts w:hint="default" w:ascii="Bodoni MT" w:hAnsi="Bodoni MT" w:eastAsia="等线" w:cs="Bodoni MT"/>
+          <w:color w:val="auto"/>
+          <w:kern w:val="0"/>
+          <w:sz w:val="22"/>
+          <w:szCs w:val="22"/>
+          <w:lang w:val="en-US" w:eastAsia="zh-CN" w:bidi="ar"/>
+        </w:rPr>
         <w:t xml:space="preserve">Let’s call this thread </w:t>
       </w:r>
       <w:r>
@@ -1997,6 +2121,16 @@
           <w:lang w:val="en-US" w:eastAsia="zh-CN" w:bidi="ar"/>
         </w:rPr>
         <w:tab/>
+      </w:r>
+      <w:r>
+        <w:rPr>
+          <w:rFonts w:hint="default" w:ascii="Bodoni MT" w:hAnsi="Bodoni MT" w:eastAsia="等线" w:cs="Bodoni MT"/>
+          <w:color w:val="auto"/>
+          <w:kern w:val="0"/>
+          <w:sz w:val="22"/>
+          <w:szCs w:val="22"/>
+          <w:lang w:val="en-US" w:eastAsia="zh-CN" w:bidi="ar"/>
+        </w:rPr>
         <w:t xml:space="preserve">If this heavy task runs on the same thread T1, </w:t>
       </w:r>
       <w:r>
@@ -2560,8 +2694,6 @@
           <w:szCs w:val="22"/>
         </w:rPr>
       </w:pPr>
-      <w:bookmarkStart w:id="0" w:name="_GoBack"/>
-      <w:bookmarkEnd w:id="0"/>
       <w:r>
         <w:rPr>
           <w:rFonts w:hint="default" w:ascii="Bodoni MT" w:hAnsi="Bodoni MT" w:eastAsia="等线" w:cs="Bodoni MT"/>
@@ -5468,7 +5600,7 @@
       </w:r>
       <w:r>
         <w:rPr>
-          <w:rFonts w:hint="default" w:ascii="Calibri" w:hAnsi="Calibri" w:eastAsia="等线" w:cs="Bodoni MT"/>
+          <w:rFonts w:hint="default" w:ascii="Bodoni MT" w:hAnsi="Bodoni MT" w:eastAsia="等线" w:cs="Bodoni MT"/>
           <w:color w:val="auto"/>
           <w:kern w:val="0"/>
           <w:sz w:val="22"/>
@@ -5479,18 +5611,18 @@
       </w:r>
       <w:r>
         <w:rPr>
-          <w:rFonts w:hint="default" w:ascii="Calibri" w:hAnsi="Calibri" w:eastAsia="等线" w:cs="Bodoni MT"/>
-          <w:color w:val="auto"/>
-          <w:kern w:val="0"/>
-          <w:sz w:val="22"/>
-          <w:szCs w:val="22"/>
-          <w:lang w:val="en-US" w:eastAsia="zh-CN" w:bidi="ar"/>
-        </w:rPr>
-        <w:instrText xml:space="preserve"> HYPERLINK "https://www.linkedin.com/posts/alok-ranjan-joshi_how-thread-works-how-it-is-being-used-by-activity-7425938689022758912-PNqp?utm_source=share&amp;utm_medium=member_desktop&amp;rcm=ACoAADPayKEByc9rqeYu3gfrWHdHZan_v0c2e9s" </w:instrText>
-      </w:r>
-      <w:r>
-        <w:rPr>
-          <w:rFonts w:hint="default" w:ascii="Calibri" w:hAnsi="Calibri" w:eastAsia="等线" w:cs="Bodoni MT"/>
+          <w:rFonts w:hint="default" w:ascii="Bodoni MT" w:hAnsi="Bodoni MT" w:eastAsia="等线" w:cs="Bodoni MT"/>
+          <w:color w:val="auto"/>
+          <w:kern w:val="0"/>
+          <w:sz w:val="22"/>
+          <w:szCs w:val="22"/>
+          <w:lang w:val="en-US" w:eastAsia="zh-CN" w:bidi="ar"/>
+        </w:rPr>
+        <w:instrText xml:space="preserve"> HYPERLINK "https://medium.com/@alokranjanjoshi07567/how-thread-works-how-it-is-being-used-by-tomcat-1ea8fd2503ec?postPublishedType=initial" </w:instrText>
+      </w:r>
+      <w:r>
+        <w:rPr>
+          <w:rFonts w:hint="default" w:ascii="Bodoni MT" w:hAnsi="Bodoni MT" w:eastAsia="等线" w:cs="Bodoni MT"/>
           <w:color w:val="auto"/>
           <w:kern w:val="0"/>
           <w:sz w:val="22"/>
@@ -5501,18 +5633,18 @@
       </w:r>
       <w:r>
         <w:rPr>
-          <w:rStyle w:val="51"/>
-          <w:rFonts w:hint="default" w:ascii="Bodoni MT" w:hAnsi="Bodoni MT" w:eastAsia="等线" w:cs="Bodoni MT"/>
-          <w:color w:val="0000FF"/>
-          <w:sz w:val="22"/>
-          <w:szCs w:val="22"/>
-          <w:u w:val="single"/>
+          <w:rStyle w:val="36"/>
+          <w:rFonts w:hint="default" w:ascii="Bodoni MT" w:hAnsi="Bodoni MT" w:eastAsia="等线" w:cs="Bodoni MT"/>
+          <w:kern w:val="0"/>
+          <w:sz w:val="22"/>
+          <w:szCs w:val="22"/>
+          <w:lang w:val="en-US" w:eastAsia="zh-CN" w:bidi="ar"/>
         </w:rPr>
         <w:t>Medium Blog Link</w:t>
       </w:r>
       <w:r>
         <w:rPr>
-          <w:rFonts w:hint="default" w:ascii="Calibri" w:hAnsi="Calibri" w:eastAsia="等线" w:cs="Bodoni MT"/>
+          <w:rFonts w:hint="default" w:ascii="Bodoni MT" w:hAnsi="Bodoni MT" w:eastAsia="等线" w:cs="Bodoni MT"/>
           <w:color w:val="auto"/>
           <w:kern w:val="0"/>
           <w:sz w:val="22"/>
@@ -6185,7 +6317,7 @@
           <w:rFonts w:hint="default" w:ascii="Bodoni MT" w:hAnsi="Bodoni MT" w:eastAsia="等线" w:cs="Bodoni MT"/>
           <w:i/>
           <w:iCs/>
-          <w:color w:val="auto"/>
+          <w:color w:val="C00000"/>
           <w:kern w:val="0"/>
           <w:sz w:val="22"/>
           <w:szCs w:val="22"/>
@@ -6582,6 +6714,8 @@
       <w:r>
         <w:rPr>
           <w:rFonts w:hint="default" w:ascii="Bodoni MT" w:hAnsi="Bodoni MT" w:eastAsia="等线" w:cs="Bodoni MT"/>
+          <w:b/>
+          <w:bCs/>
           <w:i/>
           <w:iCs/>
           <w:color w:val="auto"/>
@@ -7078,20 +7212,63 @@
         <w:jc w:val="left"/>
         <w:rPr>
           <w:rFonts w:hint="default" w:ascii="Bodoni MT" w:hAnsi="Bodoni MT" w:eastAsia="等线" w:cs="Bodoni MT"/>
-          <w:sz w:val="22"/>
-          <w:szCs w:val="22"/>
+          <w:color w:val="002060"/>
+          <w:sz w:val="22"/>
+          <w:szCs w:val="22"/>
+          <w:highlight w:val="lightGray"/>
         </w:rPr>
       </w:pPr>
       <w:r>
         <w:rPr>
           <w:rFonts w:hint="default" w:ascii="Bodoni MT" w:hAnsi="Bodoni MT" w:eastAsia="等线" w:cs="Bodoni MT"/>
-          <w:color w:val="auto"/>
-          <w:kern w:val="0"/>
-          <w:sz w:val="22"/>
-          <w:szCs w:val="22"/>
-          <w:lang w:val="en-US" w:eastAsia="zh-CN" w:bidi="ar"/>
-        </w:rPr>
-        <w:t>Dispatcher.ASYNC allowance in security filter chain.</w:t>
+          <w:b/>
+          <w:bCs/>
+          <w:color w:val="002060"/>
+          <w:kern w:val="0"/>
+          <w:sz w:val="22"/>
+          <w:szCs w:val="22"/>
+          <w:highlight w:val="lightGray"/>
+          <w:lang w:val="en-US" w:eastAsia="zh-CN" w:bidi="ar"/>
+        </w:rPr>
+        <w:t>Dispatcher.ASYNC</w:t>
+      </w:r>
+      <w:r>
+        <w:rPr>
+          <w:rFonts w:hint="default" w:ascii="Bodoni MT" w:hAnsi="Bodoni MT" w:eastAsia="等线" w:cs="Bodoni MT"/>
+          <w:color w:val="002060"/>
+          <w:kern w:val="0"/>
+          <w:sz w:val="22"/>
+          <w:szCs w:val="22"/>
+          <w:highlight w:val="lightGray"/>
+          <w:lang w:val="en-US" w:eastAsia="zh-CN" w:bidi="ar"/>
+        </w:rPr>
+        <w:t xml:space="preserve"> allowance in security filter chain.</w:t>
+      </w:r>
+      <w:r>
+        <w:rPr>
+          <w:rFonts w:hint="default" w:ascii="Bodoni MT" w:hAnsi="Bodoni MT" w:eastAsia="等线" w:cs="Bodoni MT"/>
+          <w:color w:val="002060"/>
+          <w:kern w:val="0"/>
+          <w:sz w:val="22"/>
+          <w:szCs w:val="22"/>
+          <w:highlight w:val="lightGray"/>
+          <w:lang w:val="en-IN" w:eastAsia="zh-CN" w:bidi="ar"/>
+        </w:rPr>
+        <w:t xml:space="preserve">            (IMP) </w:t>
+      </w:r>
+      <w:bookmarkStart w:id="0" w:name="_GoBack"/>
+      <w:bookmarkEnd w:id="0"/>
+      <w:r>
+        <w:rPr>
+          <w:rFonts w:hint="default" w:ascii="Bodoni MT" w:hAnsi="Bodoni MT" w:eastAsia="等线" w:cs="Bodoni MT"/>
+          <w:color w:val="002060"/>
+          <w:kern w:val="0"/>
+          <w:sz w:val="22"/>
+          <w:szCs w:val="22"/>
+          <w:highlight w:val="lightGray"/>
+          <w:lang w:val="en-IN" w:eastAsia="zh-CN" w:bidi="ar"/>
+        </w:rPr>
+        <w:t xml:space="preserve">          </w:t>
       </w:r>
     </w:p>
     <w:p>
@@ -7122,7 +7299,29 @@
           <w:szCs w:val="22"/>
           <w:lang w:val="en-US" w:eastAsia="zh-CN" w:bidi="ar"/>
         </w:rPr>
-        <w:t>By default, Spring Security authorization rules are applied mainly to REQUEST dispatcher type (here the context is the dispatcher, not the user).</w:t>
+        <w:t xml:space="preserve">By default, Spring Security authorization rules are applied mainly to </w:t>
+      </w:r>
+      <w:r>
+        <w:rPr>
+          <w:rFonts w:hint="default" w:ascii="Bodoni MT" w:hAnsi="Bodoni MT" w:eastAsia="等线" w:cs="Bodoni MT"/>
+          <w:color w:val="C00000"/>
+          <w:kern w:val="0"/>
+          <w:sz w:val="22"/>
+          <w:szCs w:val="22"/>
+          <w:lang w:val="en-US" w:eastAsia="zh-CN" w:bidi="ar"/>
+        </w:rPr>
+        <w:t>REQUEST dispatcher type</w:t>
+      </w:r>
+      <w:r>
+        <w:rPr>
+          <w:rFonts w:hint="default" w:ascii="Bodoni MT" w:hAnsi="Bodoni MT" w:eastAsia="等线" w:cs="Bodoni MT"/>
+          <w:color w:val="auto"/>
+          <w:kern w:val="0"/>
+          <w:sz w:val="22"/>
+          <w:szCs w:val="22"/>
+          <w:lang w:val="en-US" w:eastAsia="zh-CN" w:bidi="ar"/>
+        </w:rPr>
+        <w:t xml:space="preserve"> (here the context is the dispatcher, not the user).</w:t>
       </w:r>
     </w:p>
     <w:p>
@@ -7153,7 +7352,31 @@
           <w:szCs w:val="22"/>
           <w:lang w:val="en-US" w:eastAsia="zh-CN" w:bidi="ar"/>
         </w:rPr>
-        <w:t>If permitAll() is configured for a route, that route is allowed for all dispatcher types, including ASYNC.</w:t>
+        <w:t xml:space="preserve">If </w:t>
+      </w:r>
+      <w:r>
+        <w:rPr>
+          <w:rFonts w:hint="default" w:ascii="Bodoni MT" w:hAnsi="Bodoni MT" w:eastAsia="等线" w:cs="Bodoni MT"/>
+          <w:b/>
+          <w:bCs/>
+          <w:color w:val="auto"/>
+          <w:kern w:val="0"/>
+          <w:sz w:val="22"/>
+          <w:szCs w:val="22"/>
+          <w:lang w:val="en-US" w:eastAsia="zh-CN" w:bidi="ar"/>
+        </w:rPr>
+        <w:t>permitAll()</w:t>
+      </w:r>
+      <w:r>
+        <w:rPr>
+          <w:rFonts w:hint="default" w:ascii="Bodoni MT" w:hAnsi="Bodoni MT" w:eastAsia="等线" w:cs="Bodoni MT"/>
+          <w:color w:val="auto"/>
+          <w:kern w:val="0"/>
+          <w:sz w:val="22"/>
+          <w:szCs w:val="22"/>
+          <w:lang w:val="en-US" w:eastAsia="zh-CN" w:bidi="ar"/>
+        </w:rPr>
+        <w:t xml:space="preserve"> is configured for a route, that route is allowed for all dispatcher types, including ASYNC.</w:t>
       </w:r>
     </w:p>
     <w:p>
@@ -8095,26 +8318,26 @@
     <w:lsdException w:qFormat="1" w:uiPriority="0" w:name="heading 8"/>
     <w:lsdException w:qFormat="1" w:uiPriority="0" w:name="heading 9"/>
     <w:lsdException w:unhideWhenUsed="0" w:uiPriority="0" w:semiHidden="0" w:name="index 1"/>
-    <w:lsdException w:unhideWhenUsed="0" w:uiPriority="0" w:semiHidden="0" w:name="index 2"/>
+    <w:lsdException w:qFormat="1" w:unhideWhenUsed="0" w:uiPriority="0" w:semiHidden="0" w:name="index 2"/>
     <w:lsdException w:unhideWhenUsed="0" w:uiPriority="0" w:semiHidden="0" w:name="index 3"/>
-    <w:lsdException w:unhideWhenUsed="0" w:uiPriority="0" w:semiHidden="0" w:name="index 4"/>
+    <w:lsdException w:qFormat="1" w:unhideWhenUsed="0" w:uiPriority="0" w:semiHidden="0" w:name="index 4"/>
     <w:lsdException w:unhideWhenUsed="0" w:uiPriority="0" w:semiHidden="0" w:name="index 5"/>
-    <w:lsdException w:unhideWhenUsed="0" w:uiPriority="0" w:semiHidden="0" w:name="index 6"/>
+    <w:lsdException w:qFormat="1" w:unhideWhenUsed="0" w:uiPriority="0" w:semiHidden="0" w:name="index 6"/>
     <w:lsdException w:unhideWhenUsed="0" w:uiPriority="0" w:semiHidden="0" w:name="index 7"/>
     <w:lsdException w:unhideWhenUsed="0" w:uiPriority="0" w:semiHidden="0" w:name="index 8"/>
     <w:lsdException w:unhideWhenUsed="0" w:uiPriority="0" w:semiHidden="0" w:name="index 9"/>
     <w:lsdException w:qFormat="1" w:unhideWhenUsed="0" w:uiPriority="0" w:semiHidden="0" w:name="toc 1"/>
-    <w:lsdException w:unhideWhenUsed="0" w:uiPriority="0" w:semiHidden="0" w:name="toc 2"/>
-    <w:lsdException w:unhideWhenUsed="0" w:uiPriority="0" w:semiHidden="0" w:name="toc 3"/>
-    <w:lsdException w:unhideWhenUsed="0" w:uiPriority="0" w:semiHidden="0" w:name="toc 4"/>
-    <w:lsdException w:unhideWhenUsed="0" w:uiPriority="0" w:semiHidden="0" w:name="toc 5"/>
-    <w:lsdException w:unhideWhenUsed="0" w:uiPriority="0" w:semiHidden="0" w:name="toc 6"/>
+    <w:lsdException w:qFormat="1" w:unhideWhenUsed="0" w:uiPriority="0" w:semiHidden="0" w:name="toc 2"/>
+    <w:lsdException w:qFormat="1" w:unhideWhenUsed="0" w:uiPriority="0" w:semiHidden="0" w:name="toc 3"/>
+    <w:lsdException w:qFormat="1" w:unhideWhenUsed="0" w:uiPriority="0" w:semiHidden="0" w:name="toc 4"/>
+    <w:lsdException w:qFormat="1" w:unhideWhenUsed="0" w:uiPriority="0" w:semiHidden="0" w:name="toc 5"/>
+    <w:lsdException w:qFormat="1" w:unhideWhenUsed="0" w:uiPriority="0" w:semiHidden="0" w:name="toc 6"/>
     <w:lsdException w:qFormat="1" w:unhideWhenUsed="0" w:uiPriority="0" w:semiHidden="0" w:name="toc 7"/>
     <w:lsdException w:qFormat="1" w:unhideWhenUsed="0" w:uiPriority="0" w:semiHidden="0" w:name="toc 8"/>
-    <w:lsdException w:unhideWhenUsed="0" w:uiPriority="0" w:semiHidden="0" w:name="toc 9"/>
+    <w:lsdException w:qFormat="1" w:unhideWhenUsed="0" w:uiPriority="0" w:semiHidden="0" w:name="toc 9"/>
     <w:lsdException w:qFormat="1" w:unhideWhenUsed="0" w:uiPriority="0" w:semiHidden="0" w:name="Normal Indent"/>
     <w:lsdException w:unhideWhenUsed="0" w:uiPriority="0" w:semiHidden="0" w:name="footnote text"/>
-    <w:lsdException w:unhideWhenUsed="0" w:uiPriority="0" w:semiHidden="0" w:name="annotation text"/>
+    <w:lsdException w:qFormat="1" w:unhideWhenUsed="0" w:uiPriority="0" w:semiHidden="0" w:name="annotation text"/>
     <w:lsdException w:unhideWhenUsed="0" w:uiPriority="0" w:semiHidden="0" w:name="header"/>
     <w:lsdException w:unhideWhenUsed="0" w:uiPriority="0" w:semiHidden="0" w:name="footer"/>
     <w:lsdException w:unhideWhenUsed="0" w:uiPriority="0" w:semiHidden="0" w:name="index heading"/>
@@ -8125,210 +8348,210 @@
     <w:lsdException w:unhideWhenUsed="0" w:uiPriority="0" w:semiHidden="0" w:name="footnote reference"/>
     <w:lsdException w:unhideWhenUsed="0" w:uiPriority="0" w:semiHidden="0" w:name="annotation reference"/>
     <w:lsdException w:unhideWhenUsed="0" w:uiPriority="0" w:semiHidden="0" w:name="line number"/>
-    <w:lsdException w:unhideWhenUsed="0" w:uiPriority="0" w:semiHidden="0" w:name="page number"/>
+    <w:lsdException w:qFormat="1" w:unhideWhenUsed="0" w:uiPriority="0" w:semiHidden="0" w:name="page number"/>
     <w:lsdException w:unhideWhenUsed="0" w:uiPriority="0" w:semiHidden="0" w:name="endnote reference"/>
     <w:lsdException w:unhideWhenUsed="0" w:uiPriority="0" w:semiHidden="0" w:name="endnote text"/>
-    <w:lsdException w:unhideWhenUsed="0" w:uiPriority="0" w:semiHidden="0" w:name="table of authorities"/>
-    <w:lsdException w:unhideWhenUsed="0" w:uiPriority="0" w:semiHidden="0" w:name="macro"/>
+    <w:lsdException w:qFormat="1" w:unhideWhenUsed="0" w:uiPriority="0" w:semiHidden="0" w:name="table of authorities"/>
+    <w:lsdException w:qFormat="1" w:unhideWhenUsed="0" w:uiPriority="0" w:semiHidden="0" w:name="macro"/>
     <w:lsdException w:qFormat="1" w:unhideWhenUsed="0" w:uiPriority="0" w:semiHidden="0" w:name="toa heading"/>
-    <w:lsdException w:unhideWhenUsed="0" w:uiPriority="0" w:semiHidden="0" w:name="List"/>
-    <w:lsdException w:unhideWhenUsed="0" w:uiPriority="0" w:semiHidden="0" w:name="List Bullet"/>
+    <w:lsdException w:qFormat="1" w:unhideWhenUsed="0" w:uiPriority="0" w:semiHidden="0" w:name="List"/>
+    <w:lsdException w:qFormat="1" w:unhideWhenUsed="0" w:uiPriority="0" w:semiHidden="0" w:name="List Bullet"/>
     <w:lsdException w:qFormat="1" w:unhideWhenUsed="0" w:uiPriority="0" w:semiHidden="0" w:name="List Number"/>
     <w:lsdException w:unhideWhenUsed="0" w:uiPriority="0" w:semiHidden="0" w:name="List 2"/>
-    <w:lsdException w:unhideWhenUsed="0" w:uiPriority="0" w:semiHidden="0" w:name="List 3"/>
+    <w:lsdException w:qFormat="1" w:unhideWhenUsed="0" w:uiPriority="0" w:semiHidden="0" w:name="List 3"/>
     <w:lsdException w:unhideWhenUsed="0" w:uiPriority="0" w:semiHidden="0" w:name="List 4"/>
     <w:lsdException w:unhideWhenUsed="0" w:uiPriority="0" w:semiHidden="0" w:name="List 5"/>
     <w:lsdException w:unhideWhenUsed="0" w:uiPriority="0" w:semiHidden="0" w:name="List Bullet 2"/>
-    <w:lsdException w:unhideWhenUsed="0" w:uiPriority="0" w:semiHidden="0" w:name="List Bullet 3"/>
+    <w:lsdException w:qFormat="1" w:unhideWhenUsed="0" w:uiPriority="0" w:semiHidden="0" w:name="List Bullet 3"/>
     <w:lsdException w:qFormat="1" w:unhideWhenUsed="0" w:uiPriority="0" w:semiHidden="0" w:name="List Bullet 4"/>
     <w:lsdException w:qFormat="1" w:unhideWhenUsed="0" w:uiPriority="0" w:semiHidden="0" w:name="List Bullet 5"/>
-    <w:lsdException w:unhideWhenUsed="0" w:uiPriority="0" w:semiHidden="0" w:name="List Number 2"/>
-    <w:lsdException w:unhideWhenUsed="0" w:uiPriority="0" w:semiHidden="0" w:name="List Number 3"/>
-    <w:lsdException w:unhideWhenUsed="0" w:uiPriority="0" w:semiHidden="0" w:name="List Number 4"/>
-    <w:lsdException w:unhideWhenUsed="0" w:uiPriority="0" w:semiHidden="0" w:name="List Number 5"/>
+    <w:lsdException w:qFormat="1" w:unhideWhenUsed="0" w:uiPriority="0" w:semiHidden="0" w:name="List Number 2"/>
+    <w:lsdException w:qFormat="1" w:unhideWhenUsed="0" w:uiPriority="0" w:semiHidden="0" w:name="List Number 3"/>
+    <w:lsdException w:qFormat="1" w:unhideWhenUsed="0" w:uiPriority="0" w:semiHidden="0" w:name="List Number 4"/>
+    <w:lsdException w:qFormat="1" w:unhideWhenUsed="0" w:uiPriority="0" w:semiHidden="0" w:name="List Number 5"/>
     <w:lsdException w:qFormat="1" w:unhideWhenUsed="0" w:uiPriority="0" w:semiHidden="0" w:name="Title"/>
     <w:lsdException w:qFormat="1" w:unhideWhenUsed="0" w:uiPriority="0" w:semiHidden="0" w:name="Closing"/>
     <w:lsdException w:unhideWhenUsed="0" w:uiPriority="0" w:semiHidden="0" w:name="Signature"/>
     <w:lsdException w:qFormat="1" w:unhideWhenUsed="0" w:uiPriority="0" w:name="Default Paragraph Font"/>
-    <w:lsdException w:unhideWhenUsed="0" w:uiPriority="0" w:semiHidden="0" w:name="Body Text"/>
-    <w:lsdException w:unhideWhenUsed="0" w:uiPriority="0" w:semiHidden="0" w:name="Body Text Indent"/>
+    <w:lsdException w:qFormat="1" w:unhideWhenUsed="0" w:uiPriority="0" w:semiHidden="0" w:name="Body Text"/>
+    <w:lsdException w:qFormat="1" w:unhideWhenUsed="0" w:uiPriority="0" w:semiHidden="0" w:name="Body Text Indent"/>
     <w:lsdException w:qFormat="1" w:unhideWhenUsed="0" w:uiPriority="0" w:semiHidden="0" w:name="List Continue"/>
     <w:lsdException w:qFormat="1" w:unhideWhenUsed="0" w:uiPriority="0" w:semiHidden="0" w:name="List Continue 2"/>
     <w:lsdException w:qFormat="1" w:unhideWhenUsed="0" w:uiPriority="0" w:semiHidden="0" w:name="List Continue 3"/>
     <w:lsdException w:unhideWhenUsed="0" w:uiPriority="0" w:semiHidden="0" w:name="List Continue 4"/>
     <w:lsdException w:unhideWhenUsed="0" w:uiPriority="0" w:semiHidden="0" w:name="List Continue 5"/>
-    <w:lsdException w:unhideWhenUsed="0" w:uiPriority="0" w:semiHidden="0" w:name="Message Header"/>
+    <w:lsdException w:qFormat="1" w:unhideWhenUsed="0" w:uiPriority="0" w:semiHidden="0" w:name="Message Header"/>
     <w:lsdException w:qFormat="1" w:unhideWhenUsed="0" w:uiPriority="0" w:semiHidden="0" w:name="Subtitle"/>
-    <w:lsdException w:unhideWhenUsed="0" w:uiPriority="0" w:semiHidden="0" w:name="Salutation"/>
+    <w:lsdException w:qFormat="1" w:unhideWhenUsed="0" w:uiPriority="0" w:semiHidden="0" w:name="Salutation"/>
     <w:lsdException w:unhideWhenUsed="0" w:uiPriority="0" w:semiHidden="0" w:name="Date"/>
-    <w:lsdException w:unhideWhenUsed="0" w:uiPriority="0" w:semiHidden="0" w:name="Body Text First Indent"/>
-    <w:lsdException w:unhideWhenUsed="0" w:uiPriority="0" w:semiHidden="0" w:name="Body Text First Indent 2"/>
+    <w:lsdException w:qFormat="1" w:unhideWhenUsed="0" w:uiPriority="0" w:semiHidden="0" w:name="Body Text First Indent"/>
+    <w:lsdException w:qFormat="1" w:unhideWhenUsed="0" w:uiPriority="0" w:semiHidden="0" w:name="Body Text First Indent 2"/>
     <w:lsdException w:unhideWhenUsed="0" w:uiPriority="0" w:semiHidden="0" w:name="Note Heading"/>
     <w:lsdException w:qFormat="1" w:unhideWhenUsed="0" w:uiPriority="0" w:semiHidden="0" w:name="Body Text 2"/>
-    <w:lsdException w:unhideWhenUsed="0" w:uiPriority="0" w:semiHidden="0" w:name="Body Text 3"/>
-    <w:lsdException w:unhideWhenUsed="0" w:uiPriority="0" w:semiHidden="0" w:name="Body Text Indent 2"/>
-    <w:lsdException w:unhideWhenUsed="0" w:uiPriority="0" w:semiHidden="0" w:name="Body Text Indent 3"/>
-    <w:lsdException w:unhideWhenUsed="0" w:uiPriority="0" w:semiHidden="0" w:name="Block Text"/>
+    <w:lsdException w:qFormat="1" w:unhideWhenUsed="0" w:uiPriority="0" w:semiHidden="0" w:name="Body Text 3"/>
+    <w:lsdException w:qFormat="1" w:unhideWhenUsed="0" w:uiPriority="0" w:semiHidden="0" w:name="Body Text Indent 2"/>
+    <w:lsdException w:qFormat="1" w:unhideWhenUsed="0" w:uiPriority="0" w:semiHidden="0" w:name="Body Text Indent 3"/>
+    <w:lsdException w:qFormat="1" w:unhideWhenUsed="0" w:uiPriority="0" w:semiHidden="0" w:name="Block Text"/>
     <w:lsdException w:unhideWhenUsed="0" w:uiPriority="0" w:semiHidden="0" w:name="Hyperlink"/>
     <w:lsdException w:unhideWhenUsed="0" w:uiPriority="0" w:semiHidden="0" w:name="FollowedHyperlink"/>
     <w:lsdException w:qFormat="1" w:unhideWhenUsed="0" w:uiPriority="0" w:semiHidden="0" w:name="Strong"/>
     <w:lsdException w:qFormat="1" w:unhideWhenUsed="0" w:uiPriority="0" w:semiHidden="0" w:name="Emphasis"/>
-    <w:lsdException w:unhideWhenUsed="0" w:uiPriority="0" w:semiHidden="0" w:name="Document Map"/>
-    <w:lsdException w:unhideWhenUsed="0" w:uiPriority="0" w:semiHidden="0" w:name="Plain Text"/>
-    <w:lsdException w:unhideWhenUsed="0" w:uiPriority="0" w:semiHidden="0" w:name="E-mail Signature"/>
-    <w:lsdException w:unhideWhenUsed="0" w:uiPriority="0" w:semiHidden="0" w:name="Normal (Web)"/>
+    <w:lsdException w:qFormat="1" w:unhideWhenUsed="0" w:uiPriority="0" w:semiHidden="0" w:name="Document Map"/>
+    <w:lsdException w:qFormat="1" w:unhideWhenUsed="0" w:uiPriority="0" w:semiHidden="0" w:name="Plain Text"/>
+    <w:lsdException w:qFormat="1" w:unhideWhenUsed="0" w:uiPriority="0" w:semiHidden="0" w:name="E-mail Signature"/>
+    <w:lsdException w:qFormat="1" w:unhideWhenUsed="0" w:uiPriority="0" w:semiHidden="0" w:name="Normal (Web)"/>
     <w:lsdException w:unhideWhenUsed="0" w:uiPriority="0" w:semiHidden="0" w:name="HTML Acronym"/>
     <w:lsdException w:unhideWhenUsed="0" w:uiPriority="0" w:semiHidden="0" w:name="HTML Address"/>
     <w:lsdException w:unhideWhenUsed="0" w:uiPriority="0" w:semiHidden="0" w:name="HTML Cite"/>
     <w:lsdException w:unhideWhenUsed="0" w:uiPriority="0" w:semiHidden="0" w:name="HTML Code"/>
-    <w:lsdException w:unhideWhenUsed="0" w:uiPriority="0" w:semiHidden="0" w:name="HTML Definition"/>
+    <w:lsdException w:qFormat="1" w:unhideWhenUsed="0" w:uiPriority="0" w:semiHidden="0" w:name="HTML Definition"/>
     <w:lsdException w:unhideWhenUsed="0" w:uiPriority="0" w:semiHidden="0" w:name="HTML Keyboard"/>
-    <w:lsdException w:unhideWhenUsed="0" w:uiPriority="0" w:semiHidden="0" w:name="HTML Preformatted"/>
-    <w:lsdException w:unhideWhenUsed="0" w:uiPriority="0" w:semiHidden="0" w:name="HTML Sample"/>
-    <w:lsdException w:unhideWhenUsed="0" w:uiPriority="0" w:semiHidden="0" w:name="HTML Typewriter"/>
-    <w:lsdException w:unhideWhenUsed="0" w:uiPriority="0" w:semiHidden="0" w:name="HTML Variable"/>
-    <w:lsdException w:unhideWhenUsed="0" w:uiPriority="0" w:name="Normal Table"/>
-    <w:lsdException w:unhideWhenUsed="0" w:uiPriority="0" w:semiHidden="0" w:name="annotation subject"/>
+    <w:lsdException w:qFormat="1" w:unhideWhenUsed="0" w:uiPriority="0" w:semiHidden="0" w:name="HTML Preformatted"/>
+    <w:lsdException w:qFormat="1" w:unhideWhenUsed="0" w:uiPriority="0" w:semiHidden="0" w:name="HTML Sample"/>
+    <w:lsdException w:qFormat="1" w:unhideWhenUsed="0" w:uiPriority="0" w:semiHidden="0" w:name="HTML Typewriter"/>
+    <w:lsdException w:qFormat="1" w:unhideWhenUsed="0" w:uiPriority="0" w:semiHidden="0" w:name="HTML Variable"/>
+    <w:lsdException w:qFormat="1" w:unhideWhenUsed="0" w:uiPriority="0" w:name="Normal Table"/>
+    <w:lsdException w:qFormat="1" w:unhideWhenUsed="0" w:uiPriority="0" w:semiHidden="0" w:name="annotation subject"/>
     <w:lsdException w:qFormat="1" w:unhideWhenUsed="0" w:uiPriority="0" w:semiHidden="0" w:name="Table Simple 1"/>
     <w:lsdException w:qFormat="1" w:unhideWhenUsed="0" w:uiPriority="0" w:semiHidden="0" w:name="Table Simple 2"/>
     <w:lsdException w:qFormat="1" w:unhideWhenUsed="0" w:uiPriority="0" w:semiHidden="0" w:name="Table Simple 3"/>
     <w:lsdException w:qFormat="1" w:unhideWhenUsed="0" w:uiPriority="0" w:semiHidden="0" w:name="Table Classic 1"/>
     <w:lsdException w:qFormat="1" w:unhideWhenUsed="0" w:uiPriority="0" w:semiHidden="0" w:name="Table Classic 2"/>
     <w:lsdException w:qFormat="1" w:unhideWhenUsed="0" w:uiPriority="0" w:semiHidden="0" w:name="Table Classic 3"/>
-    <w:lsdException w:unhideWhenUsed="0" w:uiPriority="0" w:semiHidden="0" w:name="Table Classic 4"/>
-    <w:lsdException w:unhideWhenUsed="0" w:uiPriority="0" w:semiHidden="0" w:name="Table Colorful 1"/>
-    <w:lsdException w:unhideWhenUsed="0" w:uiPriority="0" w:semiHidden="0" w:name="Table Colorful 2"/>
+    <w:lsdException w:qFormat="1" w:unhideWhenUsed="0" w:uiPriority="0" w:semiHidden="0" w:name="Table Classic 4"/>
+    <w:lsdException w:qFormat="1" w:unhideWhenUsed="0" w:uiPriority="0" w:semiHidden="0" w:name="Table Colorful 1"/>
+    <w:lsdException w:qFormat="1" w:unhideWhenUsed="0" w:uiPriority="0" w:semiHidden="0" w:name="Table Colorful 2"/>
     <w:lsdException w:qFormat="1" w:unhideWhenUsed="0" w:uiPriority="0" w:semiHidden="0" w:name="Table Colorful 3"/>
     <w:lsdException w:qFormat="1" w:unhideWhenUsed="0" w:uiPriority="0" w:semiHidden="0" w:name="Table Columns 1"/>
     <w:lsdException w:qFormat="1" w:unhideWhenUsed="0" w:uiPriority="0" w:semiHidden="0" w:name="Table Columns 2"/>
     <w:lsdException w:qFormat="1" w:unhideWhenUsed="0" w:uiPriority="0" w:semiHidden="0" w:name="Table Columns 3"/>
-    <w:lsdException w:unhideWhenUsed="0" w:uiPriority="0" w:semiHidden="0" w:name="Table Columns 4"/>
+    <w:lsdException w:qFormat="1" w:unhideWhenUsed="0" w:uiPriority="0" w:semiHidden="0" w:name="Table Columns 4"/>
     <w:lsdException w:qFormat="1" w:unhideWhenUsed="0" w:uiPriority="0" w:semiHidden="0" w:name="Table Columns 5"/>
     <w:lsdException w:qFormat="1" w:unhideWhenUsed="0" w:uiPriority="0" w:semiHidden="0" w:name="Table Grid 1"/>
-    <w:lsdException w:unhideWhenUsed="0" w:uiPriority="0" w:semiHidden="0" w:name="Table Grid 2"/>
-    <w:lsdException w:unhideWhenUsed="0" w:uiPriority="0" w:semiHidden="0" w:name="Table Grid 3"/>
+    <w:lsdException w:qFormat="1" w:unhideWhenUsed="0" w:uiPriority="0" w:semiHidden="0" w:name="Table Grid 2"/>
+    <w:lsdException w:qFormat="1" w:unhideWhenUsed="0" w:uiPriority="0" w:semiHidden="0" w:name="Table Grid 3"/>
     <w:lsdException w:qFormat="1" w:unhideWhenUsed="0" w:uiPriority="0" w:semiHidden="0" w:name="Table Grid 4"/>
-    <w:lsdException w:unhideWhenUsed="0" w:uiPriority="0" w:semiHidden="0" w:name="Table Grid 5"/>
+    <w:lsdException w:qFormat="1" w:unhideWhenUsed="0" w:uiPriority="0" w:semiHidden="0" w:name="Table Grid 5"/>
     <w:lsdException w:qFormat="1" w:unhideWhenUsed="0" w:uiPriority="0" w:semiHidden="0" w:name="Table Grid 6"/>
-    <w:lsdException w:unhideWhenUsed="0" w:uiPriority="0" w:semiHidden="0" w:name="Table Grid 7"/>
-    <w:lsdException w:unhideWhenUsed="0" w:uiPriority="0" w:semiHidden="0" w:name="Table Grid 8"/>
+    <w:lsdException w:qFormat="1" w:unhideWhenUsed="0" w:uiPriority="0" w:semiHidden="0" w:name="Table Grid 7"/>
+    <w:lsdException w:qFormat="1" w:unhideWhenUsed="0" w:uiPriority="0" w:semiHidden="0" w:name="Table Grid 8"/>
     <w:lsdException w:qFormat="1" w:unhideWhenUsed="0" w:uiPriority="0" w:semiHidden="0" w:name="Table List 1"/>
     <w:lsdException w:qFormat="1" w:unhideWhenUsed="0" w:uiPriority="0" w:semiHidden="0" w:name="Table List 2"/>
     <w:lsdException w:qFormat="1" w:unhideWhenUsed="0" w:uiPriority="0" w:semiHidden="0" w:name="Table List 3"/>
-    <w:lsdException w:unhideWhenUsed="0" w:uiPriority="0" w:semiHidden="0" w:name="Table List 4"/>
-    <w:lsdException w:unhideWhenUsed="0" w:uiPriority="0" w:semiHidden="0" w:name="Table List 5"/>
+    <w:lsdException w:qFormat="1" w:unhideWhenUsed="0" w:uiPriority="0" w:semiHidden="0" w:name="Table List 4"/>
+    <w:lsdException w:qFormat="1" w:unhideWhenUsed="0" w:uiPriority="0" w:semiHidden="0" w:name="Table List 5"/>
     <w:lsdException w:qFormat="1" w:unhideWhenUsed="0" w:uiPriority="0" w:semiHidden="0" w:name="Table List 6"/>
-    <w:lsdException w:unhideWhenUsed="0" w:uiPriority="0" w:semiHidden="0" w:name="Table List 7"/>
-    <w:lsdException w:unhideWhenUsed="0" w:uiPriority="0" w:semiHidden="0" w:name="Table List 8"/>
-    <w:lsdException w:unhideWhenUsed="0" w:uiPriority="0" w:semiHidden="0" w:name="Table 3D effects 1"/>
+    <w:lsdException w:qFormat="1" w:unhideWhenUsed="0" w:uiPriority="0" w:semiHidden="0" w:name="Table List 7"/>
+    <w:lsdException w:qFormat="1" w:unhideWhenUsed="0" w:uiPriority="0" w:semiHidden="0" w:name="Table List 8"/>
+    <w:lsdException w:qFormat="1" w:unhideWhenUsed="0" w:uiPriority="0" w:semiHidden="0" w:name="Table 3D effects 1"/>
     <w:lsdException w:qFormat="1" w:unhideWhenUsed="0" w:uiPriority="0" w:semiHidden="0" w:name="Table 3D effects 2"/>
     <w:lsdException w:qFormat="1" w:unhideWhenUsed="0" w:uiPriority="0" w:semiHidden="0" w:name="Table 3D effects 3"/>
-    <w:lsdException w:unhideWhenUsed="0" w:uiPriority="0" w:semiHidden="0" w:name="Table Contemporary"/>
-    <w:lsdException w:unhideWhenUsed="0" w:uiPriority="0" w:semiHidden="0" w:name="Table Elegant"/>
+    <w:lsdException w:qFormat="1" w:unhideWhenUsed="0" w:uiPriority="0" w:semiHidden="0" w:name="Table Contemporary"/>
+    <w:lsdException w:qFormat="1" w:unhideWhenUsed="0" w:uiPriority="0" w:semiHidden="0" w:name="Table Elegant"/>
     <w:lsdException w:qFormat="1" w:unhideWhenUsed="0" w:uiPriority="0" w:semiHidden="0" w:name="Table Professional"/>
-    <w:lsdException w:unhideWhenUsed="0" w:uiPriority="0" w:semiHidden="0" w:name="Table Subtle 1"/>
-    <w:lsdException w:unhideWhenUsed="0" w:uiPriority="0" w:semiHidden="0" w:name="Table Subtle 2"/>
-    <w:lsdException w:unhideWhenUsed="0" w:uiPriority="0" w:semiHidden="0" w:name="Table Web 1"/>
+    <w:lsdException w:qFormat="1" w:unhideWhenUsed="0" w:uiPriority="0" w:semiHidden="0" w:name="Table Subtle 1"/>
+    <w:lsdException w:qFormat="1" w:unhideWhenUsed="0" w:uiPriority="0" w:semiHidden="0" w:name="Table Subtle 2"/>
+    <w:lsdException w:qFormat="1" w:unhideWhenUsed="0" w:uiPriority="0" w:semiHidden="0" w:name="Table Web 1"/>
     <w:lsdException w:qFormat="1" w:unhideWhenUsed="0" w:uiPriority="0" w:semiHidden="0" w:name="Table Web 2"/>
-    <w:lsdException w:unhideWhenUsed="0" w:uiPriority="0" w:semiHidden="0" w:name="Table Web 3"/>
-    <w:lsdException w:unhideWhenUsed="0" w:uiPriority="0" w:semiHidden="0" w:name="Balloon Text"/>
+    <w:lsdException w:qFormat="1" w:unhideWhenUsed="0" w:uiPriority="0" w:semiHidden="0" w:name="Table Web 3"/>
+    <w:lsdException w:qFormat="1" w:unhideWhenUsed="0" w:uiPriority="0" w:semiHidden="0" w:name="Balloon Text"/>
     <w:lsdException w:qFormat="1" w:unhideWhenUsed="0" w:uiPriority="0" w:semiHidden="0" w:name="Table Grid"/>
     <w:lsdException w:qFormat="1" w:unhideWhenUsed="0" w:uiPriority="0" w:semiHidden="0" w:name="Table Theme"/>
     <w:lsdException w:qFormat="1" w:unhideWhenUsed="0" w:uiPriority="60" w:semiHidden="0" w:name="Light Shading"/>
     <w:lsdException w:qFormat="1" w:unhideWhenUsed="0" w:uiPriority="61" w:semiHidden="0" w:name="Light List"/>
-    <w:lsdException w:unhideWhenUsed="0" w:uiPriority="62" w:semiHidden="0" w:name="Light Grid"/>
+    <w:lsdException w:qFormat="1" w:unhideWhenUsed="0" w:uiPriority="62" w:semiHidden="0" w:name="Light Grid"/>
     <w:lsdException w:qFormat="1" w:unhideWhenUsed="0" w:uiPriority="63" w:semiHidden="0" w:name="Medium Shading 1"/>
     <w:lsdException w:qFormat="1" w:unhideWhenUsed="0" w:uiPriority="64" w:semiHidden="0" w:name="Medium Shading 2"/>
     <w:lsdException w:qFormat="1" w:unhideWhenUsed="0" w:uiPriority="65" w:semiHidden="0" w:name="Medium List 1"/>
-    <w:lsdException w:unhideWhenUsed="0" w:uiPriority="66" w:semiHidden="0" w:name="Medium List 2"/>
+    <w:lsdException w:qFormat="1" w:unhideWhenUsed="0" w:uiPriority="66" w:semiHidden="0" w:name="Medium List 2"/>
     <w:lsdException w:qFormat="1" w:unhideWhenUsed="0" w:uiPriority="67" w:semiHidden="0" w:name="Medium Grid 1"/>
     <w:lsdException w:qFormat="1" w:unhideWhenUsed="0" w:uiPriority="68" w:semiHidden="0" w:name="Medium Grid 2"/>
     <w:lsdException w:qFormat="1" w:unhideWhenUsed="0" w:uiPriority="69" w:semiHidden="0" w:name="Medium Grid 3"/>
     <w:lsdException w:qFormat="1" w:unhideWhenUsed="0" w:uiPriority="70" w:semiHidden="0" w:name="Dark List"/>
     <w:lsdException w:qFormat="1" w:unhideWhenUsed="0" w:uiPriority="71" w:semiHidden="0" w:name="Colorful Shading"/>
     <w:lsdException w:qFormat="1" w:unhideWhenUsed="0" w:uiPriority="72" w:semiHidden="0" w:name="Colorful List"/>
-    <w:lsdException w:unhideWhenUsed="0" w:uiPriority="73" w:semiHidden="0" w:name="Colorful Grid"/>
-    <w:lsdException w:unhideWhenUsed="0" w:uiPriority="60" w:semiHidden="0" w:name="Light Shading Accent 1"/>
+    <w:lsdException w:qFormat="1" w:unhideWhenUsed="0" w:uiPriority="73" w:semiHidden="0" w:name="Colorful Grid"/>
+    <w:lsdException w:qFormat="1" w:unhideWhenUsed="0" w:uiPriority="60" w:semiHidden="0" w:name="Light Shading Accent 1"/>
     <w:lsdException w:qFormat="1" w:unhideWhenUsed="0" w:uiPriority="61" w:semiHidden="0" w:name="Light List Accent 1"/>
-    <w:lsdException w:unhideWhenUsed="0" w:uiPriority="62" w:semiHidden="0" w:name="Light Grid Accent 1"/>
+    <w:lsdException w:qFormat="1" w:unhideWhenUsed="0" w:uiPriority="62" w:semiHidden="0" w:name="Light Grid Accent 1"/>
     <w:lsdException w:qFormat="1" w:unhideWhenUsed="0" w:uiPriority="63" w:semiHidden="0" w:name="Medium Shading 1 Accent 1"/>
-    <w:lsdException w:unhideWhenUsed="0" w:uiPriority="64" w:semiHidden="0" w:name="Medium Shading 2 Accent 1"/>
-    <w:lsdException w:unhideWhenUsed="0" w:uiPriority="65" w:semiHidden="0" w:name="Medium List 1 Accent 1"/>
+    <w:lsdException w:qFormat="1" w:unhideWhenUsed="0" w:uiPriority="64" w:semiHidden="0" w:name="Medium Shading 2 Accent 1"/>
+    <w:lsdException w:qFormat="1" w:unhideWhenUsed="0" w:uiPriority="65" w:semiHidden="0" w:name="Medium List 1 Accent 1"/>
     <w:lsdException w:qFormat="1" w:unhideWhenUsed="0" w:uiPriority="66" w:semiHidden="0" w:name="Medium List 2 Accent 1"/>
     <w:lsdException w:qFormat="1" w:unhideWhenUsed="0" w:uiPriority="67" w:semiHidden="0" w:name="Medium Grid 1 Accent 1"/>
     <w:lsdException w:qFormat="1" w:unhideWhenUsed="0" w:uiPriority="68" w:semiHidden="0" w:name="Medium Grid 2 Accent 1"/>
     <w:lsdException w:qFormat="1" w:unhideWhenUsed="0" w:uiPriority="69" w:semiHidden="0" w:name="Medium Grid 3 Accent 1"/>
     <w:lsdException w:qFormat="1" w:unhideWhenUsed="0" w:uiPriority="70" w:semiHidden="0" w:name="Dark List Accent 1"/>
-    <w:lsdException w:unhideWhenUsed="0" w:uiPriority="71" w:semiHidden="0" w:name="Colorful Shading Accent 1"/>
+    <w:lsdException w:qFormat="1" w:unhideWhenUsed="0" w:uiPriority="71" w:semiHidden="0" w:name="Colorful Shading Accent 1"/>
     <w:lsdException w:qFormat="1" w:unhideWhenUsed="0" w:uiPriority="72" w:semiHidden="0" w:name="Colorful List Accent 1"/>
     <w:lsdException w:qFormat="1" w:unhideWhenUsed="0" w:uiPriority="73" w:semiHidden="0" w:name="Colorful Grid Accent 1"/>
     <w:lsdException w:qFormat="1" w:unhideWhenUsed="0" w:uiPriority="60" w:semiHidden="0" w:name="Light Shading Accent 2"/>
-    <w:lsdException w:unhideWhenUsed="0" w:uiPriority="61" w:semiHidden="0" w:name="Light List Accent 2"/>
+    <w:lsdException w:qFormat="1" w:unhideWhenUsed="0" w:uiPriority="61" w:semiHidden="0" w:name="Light List Accent 2"/>
     <w:lsdException w:qFormat="1" w:unhideWhenUsed="0" w:uiPriority="62" w:semiHidden="0" w:name="Light Grid Accent 2"/>
     <w:lsdException w:qFormat="1" w:unhideWhenUsed="0" w:uiPriority="63" w:semiHidden="0" w:name="Medium Shading 1 Accent 2"/>
     <w:lsdException w:qFormat="1" w:unhideWhenUsed="0" w:uiPriority="64" w:semiHidden="0" w:name="Medium Shading 2 Accent 2"/>
-    <w:lsdException w:unhideWhenUsed="0" w:uiPriority="65" w:semiHidden="0" w:name="Medium List 1 Accent 2"/>
-    <w:lsdException w:unhideWhenUsed="0" w:uiPriority="66" w:semiHidden="0" w:name="Medium List 2 Accent 2"/>
-    <w:lsdException w:unhideWhenUsed="0" w:uiPriority="67" w:semiHidden="0" w:name="Medium Grid 1 Accent 2"/>
-    <w:lsdException w:unhideWhenUsed="0" w:uiPriority="68" w:semiHidden="0" w:name="Medium Grid 2 Accent 2"/>
-    <w:lsdException w:unhideWhenUsed="0" w:uiPriority="69" w:semiHidden="0" w:name="Medium Grid 3 Accent 2"/>
+    <w:lsdException w:qFormat="1" w:unhideWhenUsed="0" w:uiPriority="65" w:semiHidden="0" w:name="Medium List 1 Accent 2"/>
+    <w:lsdException w:qFormat="1" w:unhideWhenUsed="0" w:uiPriority="66" w:semiHidden="0" w:name="Medium List 2 Accent 2"/>
+    <w:lsdException w:qFormat="1" w:unhideWhenUsed="0" w:uiPriority="67" w:semiHidden="0" w:name="Medium Grid 1 Accent 2"/>
+    <w:lsdException w:qFormat="1" w:unhideWhenUsed="0" w:uiPriority="68" w:semiHidden="0" w:name="Medium Grid 2 Accent 2"/>
+    <w:lsdException w:qFormat="1" w:unhideWhenUsed="0" w:uiPriority="69" w:semiHidden="0" w:name="Medium Grid 3 Accent 2"/>
     <w:lsdException w:qFormat="1" w:unhideWhenUsed="0" w:uiPriority="70" w:semiHidden="0" w:name="Dark List Accent 2"/>
-    <w:lsdException w:unhideWhenUsed="0" w:uiPriority="71" w:semiHidden="0" w:name="Colorful Shading Accent 2"/>
-    <w:lsdException w:unhideWhenUsed="0" w:uiPriority="72" w:semiHidden="0" w:name="Colorful List Accent 2"/>
-    <w:lsdException w:unhideWhenUsed="0" w:uiPriority="73" w:semiHidden="0" w:name="Colorful Grid Accent 2"/>
-    <w:lsdException w:unhideWhenUsed="0" w:uiPriority="60" w:semiHidden="0" w:name="Light Shading Accent 3"/>
-    <w:lsdException w:unhideWhenUsed="0" w:uiPriority="61" w:semiHidden="0" w:name="Light List Accent 3"/>
-    <w:lsdException w:unhideWhenUsed="0" w:uiPriority="62" w:semiHidden="0" w:name="Light Grid Accent 3"/>
+    <w:lsdException w:qFormat="1" w:unhideWhenUsed="0" w:uiPriority="71" w:semiHidden="0" w:name="Colorful Shading Accent 2"/>
+    <w:lsdException w:qFormat="1" w:unhideWhenUsed="0" w:uiPriority="72" w:semiHidden="0" w:name="Colorful List Accent 2"/>
+    <w:lsdException w:qFormat="1" w:unhideWhenUsed="0" w:uiPriority="73" w:semiHidden="0" w:name="Colorful Grid Accent 2"/>
+    <w:lsdException w:qFormat="1" w:unhideWhenUsed="0" w:uiPriority="60" w:semiHidden="0" w:name="Light Shading Accent 3"/>
+    <w:lsdException w:qFormat="1" w:unhideWhenUsed="0" w:uiPriority="61" w:semiHidden="0" w:name="Light List Accent 3"/>
+    <w:lsdException w:qFormat="1" w:unhideWhenUsed="0" w:uiPriority="62" w:semiHidden="0" w:name="Light Grid Accent 3"/>
     <w:lsdException w:qFormat="1" w:unhideWhenUsed="0" w:uiPriority="63" w:semiHidden="0" w:name="Medium Shading 1 Accent 3"/>
     <w:lsdException w:qFormat="1" w:unhideWhenUsed="0" w:uiPriority="64" w:semiHidden="0" w:name="Medium Shading 2 Accent 3"/>
     <w:lsdException w:qFormat="1" w:unhideWhenUsed="0" w:uiPriority="65" w:semiHidden="0" w:name="Medium List 1 Accent 3"/>
     <w:lsdException w:qFormat="1" w:unhideWhenUsed="0" w:uiPriority="66" w:semiHidden="0" w:name="Medium List 2 Accent 3"/>
     <w:lsdException w:qFormat="1" w:unhideWhenUsed="0" w:uiPriority="67" w:semiHidden="0" w:name="Medium Grid 1 Accent 3"/>
-    <w:lsdException w:unhideWhenUsed="0" w:uiPriority="68" w:semiHidden="0" w:name="Medium Grid 2 Accent 3"/>
-    <w:lsdException w:unhideWhenUsed="0" w:uiPriority="69" w:semiHidden="0" w:name="Medium Grid 3 Accent 3"/>
-    <w:lsdException w:unhideWhenUsed="0" w:uiPriority="70" w:semiHidden="0" w:name="Dark List Accent 3"/>
+    <w:lsdException w:qFormat="1" w:unhideWhenUsed="0" w:uiPriority="68" w:semiHidden="0" w:name="Medium Grid 2 Accent 3"/>
+    <w:lsdException w:qFormat="1" w:unhideWhenUsed="0" w:uiPriority="69" w:semiHidden="0" w:name="Medium Grid 3 Accent 3"/>
+    <w:lsdException w:qFormat="1" w:unhideWhenUsed="0" w:uiPriority="70" w:semiHidden="0" w:name="Dark List Accent 3"/>
     <w:lsdException w:qFormat="1" w:unhideWhenUsed="0" w:uiPriority="71" w:semiHidden="0" w:name="Colorful Shading Accent 3"/>
     <w:lsdException w:qFormat="1" w:unhideWhenUsed="0" w:uiPriority="72" w:semiHidden="0" w:name="Colorful List Accent 3"/>
     <w:lsdException w:qFormat="1" w:unhideWhenUsed="0" w:uiPriority="73" w:semiHidden="0" w:name="Colorful Grid Accent 3"/>
     <w:lsdException w:qFormat="1" w:unhideWhenUsed="0" w:uiPriority="60" w:semiHidden="0" w:name="Light Shading Accent 4"/>
     <w:lsdException w:qFormat="1" w:unhideWhenUsed="0" w:uiPriority="61" w:semiHidden="0" w:name="Light List Accent 4"/>
-    <w:lsdException w:unhideWhenUsed="0" w:uiPriority="62" w:semiHidden="0" w:name="Light Grid Accent 4"/>
-    <w:lsdException w:unhideWhenUsed="0" w:uiPriority="63" w:semiHidden="0" w:name="Medium Shading 1 Accent 4"/>
-    <w:lsdException w:unhideWhenUsed="0" w:uiPriority="64" w:semiHidden="0" w:name="Medium Shading 2 Accent 4"/>
-    <w:lsdException w:unhideWhenUsed="0" w:uiPriority="65" w:semiHidden="0" w:name="Medium List 1 Accent 4"/>
+    <w:lsdException w:qFormat="1" w:unhideWhenUsed="0" w:uiPriority="62" w:semiHidden="0" w:name="Light Grid Accent 4"/>
+    <w:lsdException w:qFormat="1" w:unhideWhenUsed="0" w:uiPriority="63" w:semiHidden="0" w:name="Medium Shading 1 Accent 4"/>
+    <w:lsdException w:qFormat="1" w:unhideWhenUsed="0" w:uiPriority="64" w:semiHidden="0" w:name="Medium Shading 2 Accent 4"/>
+    <w:lsdException w:qFormat="1" w:unhideWhenUsed="0" w:uiPriority="65" w:semiHidden="0" w:name="Medium List 1 Accent 4"/>
     <w:lsdException w:qFormat="1" w:unhideWhenUsed="0" w:uiPriority="66" w:semiHidden="0" w:name="Medium List 2 Accent 4"/>
     <w:lsdException w:qFormat="1" w:unhideWhenUsed="0" w:uiPriority="67" w:semiHidden="0" w:name="Medium Grid 1 Accent 4"/>
     <w:lsdException w:qFormat="1" w:unhideWhenUsed="0" w:uiPriority="68" w:semiHidden="0" w:name="Medium Grid 2 Accent 4"/>
-    <w:lsdException w:unhideWhenUsed="0" w:uiPriority="69" w:semiHidden="0" w:name="Medium Grid 3 Accent 4"/>
+    <w:lsdException w:qFormat="1" w:unhideWhenUsed="0" w:uiPriority="69" w:semiHidden="0" w:name="Medium Grid 3 Accent 4"/>
     <w:lsdException w:qFormat="1" w:unhideWhenUsed="0" w:uiPriority="70" w:semiHidden="0" w:name="Dark List Accent 4"/>
     <w:lsdException w:qFormat="1" w:unhideWhenUsed="0" w:uiPriority="71" w:semiHidden="0" w:name="Colorful Shading Accent 4"/>
-    <w:lsdException w:unhideWhenUsed="0" w:uiPriority="72" w:semiHidden="0" w:name="Colorful List Accent 4"/>
+    <w:lsdException w:qFormat="1" w:unhideWhenUsed="0" w:uiPriority="72" w:semiHidden="0" w:name="Colorful List Accent 4"/>
     <w:lsdException w:qFormat="1" w:unhideWhenUsed="0" w:uiPriority="73" w:semiHidden="0" w:name="Colorful Grid Accent 4"/>
-    <w:lsdException w:unhideWhenUsed="0" w:uiPriority="60" w:semiHidden="0" w:name="Light Shading Accent 5"/>
+    <w:lsdException w:qFormat="1" w:unhideWhenUsed="0" w:uiPriority="60" w:semiHidden="0" w:name="Light Shading Accent 5"/>
     <w:lsdException w:qFormat="1" w:unhideWhenUsed="0" w:uiPriority="61" w:semiHidden="0" w:name="Light List Accent 5"/>
     <w:lsdException w:qFormat="1" w:unhideWhenUsed="0" w:uiPriority="62" w:semiHidden="0" w:name="Light Grid Accent 5"/>
-    <w:lsdException w:unhideWhenUsed="0" w:uiPriority="63" w:semiHidden="0" w:name="Medium Shading 1 Accent 5"/>
-    <w:lsdException w:unhideWhenUsed="0" w:uiPriority="64" w:semiHidden="0" w:name="Medium Shading 2 Accent 5"/>
-    <w:lsdException w:unhideWhenUsed="0" w:uiPriority="65" w:semiHidden="0" w:name="Medium List 1 Accent 5"/>
-    <w:lsdException w:unhideWhenUsed="0" w:uiPriority="66" w:semiHidden="0" w:name="Medium List 2 Accent 5"/>
-    <w:lsdException w:unhideWhenUsed="0" w:uiPriority="67" w:semiHidden="0" w:name="Medium Grid 1 Accent 5"/>
+    <w:lsdException w:qFormat="1" w:unhideWhenUsed="0" w:uiPriority="63" w:semiHidden="0" w:name="Medium Shading 1 Accent 5"/>
+    <w:lsdException w:qFormat="1" w:unhideWhenUsed="0" w:uiPriority="64" w:semiHidden="0" w:name="Medium Shading 2 Accent 5"/>
+    <w:lsdException w:qFormat="1" w:unhideWhenUsed="0" w:uiPriority="65" w:semiHidden="0" w:name="Medium List 1 Accent 5"/>
+    <w:lsdException w:qFormat="1" w:unhideWhenUsed="0" w:uiPriority="66" w:semiHidden="0" w:name="Medium List 2 Accent 5"/>
+    <w:lsdException w:qFormat="1" w:unhideWhenUsed="0" w:uiPriority="67" w:semiHidden="0" w:name="Medium Grid 1 Accent 5"/>
     <w:lsdException w:qFormat="1" w:unhideWhenUsed="0" w:uiPriority="68" w:semiHidden="0" w:name="Medium Grid 2 Accent 5"/>
-    <w:lsdException w:unhideWhenUsed="0" w:uiPriority="69" w:semiHidden="0" w:name="Medium Grid 3 Accent 5"/>
-    <w:lsdException w:unhideWhenUsed="0" w:uiPriority="70" w:semiHidden="0" w:name="Dark List Accent 5"/>
+    <w:lsdException w:qFormat="1" w:unhideWhenUsed="0" w:uiPriority="69" w:semiHidden="0" w:name="Medium Grid 3 Accent 5"/>
+    <w:lsdException w:qFormat="1" w:unhideWhenUsed="0" w:uiPriority="70" w:semiHidden="0" w:name="Dark List Accent 5"/>
     <w:lsdException w:qFormat="1" w:unhideWhenUsed="0" w:uiPriority="71" w:semiHidden="0" w:name="Colorful Shading Accent 5"/>
     <w:lsdException w:qFormat="1" w:unhideWhenUsed="0" w:uiPriority="72" w:semiHidden="0" w:name="Colorful List Accent 5"/>
-    <w:lsdException w:unhideWhenUsed="0" w:uiPriority="73" w:semiHidden="0" w:name="Colorful Grid Accent 5"/>
-    <w:lsdException w:unhideWhenUsed="0" w:uiPriority="60" w:semiHidden="0" w:name="Light Shading Accent 6"/>
+    <w:lsdException w:qFormat="1" w:unhideWhenUsed="0" w:uiPriority="73" w:semiHidden="0" w:name="Colorful Grid Accent 5"/>
+    <w:lsdException w:qFormat="1" w:unhideWhenUsed="0" w:uiPriority="60" w:semiHidden="0" w:name="Light Shading Accent 6"/>
     <w:lsdException w:qFormat="1" w:unhideWhenUsed="0" w:uiPriority="61" w:semiHidden="0" w:name="Light List Accent 6"/>
-    <w:lsdException w:unhideWhenUsed="0" w:uiPriority="62" w:semiHidden="0" w:name="Light Grid Accent 6"/>
+    <w:lsdException w:qFormat="1" w:unhideWhenUsed="0" w:uiPriority="62" w:semiHidden="0" w:name="Light Grid Accent 6"/>
     <w:lsdException w:qFormat="1" w:unhideWhenUsed="0" w:uiPriority="63" w:semiHidden="0" w:name="Medium Shading 1 Accent 6"/>
     <w:lsdException w:qFormat="1" w:unhideWhenUsed="0" w:uiPriority="64" w:semiHidden="0" w:name="Medium Shading 2 Accent 6"/>
     <w:lsdException w:qFormat="1" w:unhideWhenUsed="0" w:uiPriority="65" w:semiHidden="0" w:name="Medium List 1 Accent 6"/>
-    <w:lsdException w:unhideWhenUsed="0" w:uiPriority="66" w:semiHidden="0" w:name="Medium List 2 Accent 6"/>
+    <w:lsdException w:qFormat="1" w:unhideWhenUsed="0" w:uiPriority="66" w:semiHidden="0" w:name="Medium List 2 Accent 6"/>
     <w:lsdException w:qFormat="1" w:unhideWhenUsed="0" w:uiPriority="67" w:semiHidden="0" w:name="Medium Grid 1 Accent 6"/>
     <w:lsdException w:qFormat="1" w:unhideWhenUsed="0" w:uiPriority="68" w:semiHidden="0" w:name="Medium Grid 2 Accent 6"/>
     <w:lsdException w:qFormat="1" w:unhideWhenUsed="0" w:uiPriority="69" w:semiHidden="0" w:name="Medium Grid 3 Accent 6"/>
-    <w:lsdException w:unhideWhenUsed="0" w:uiPriority="70" w:semiHidden="0" w:name="Dark List Accent 6"/>
+    <w:lsdException w:qFormat="1" w:unhideWhenUsed="0" w:uiPriority="70" w:semiHidden="0" w:name="Dark List Accent 6"/>
     <w:lsdException w:qFormat="1" w:unhideWhenUsed="0" w:uiPriority="71" w:semiHidden="0" w:name="Colorful Shading Accent 6"/>
     <w:lsdException w:qFormat="1" w:unhideWhenUsed="0" w:uiPriority="72" w:semiHidden="0" w:name="Colorful List Accent 6"/>
     <w:lsdException w:unhideWhenUsed="0" w:uiPriority="73" w:semiHidden="0" w:name="Colorful Grid Accent 6"/>
@@ -8537,6 +8760,7 @@
   <w:style w:type="table" w:default="1" w:styleId="12">
     <w:name w:val="Normal Table"/>
     <w:semiHidden/>
+    <w:qFormat/>
     <w:uiPriority w:val="0"/>
     <w:tblPr>
       <w:tblCellMar>
@@ -8550,6 +8774,7 @@
   <w:style w:type="paragraph" w:styleId="13">
     <w:name w:val="Balloon Text"/>
     <w:basedOn w:val="1"/>
+    <w:qFormat/>
     <w:uiPriority w:val="0"/>
     <w:rPr>
       <w:sz w:val="16"/>
@@ -8559,6 +8784,7 @@
   <w:style w:type="paragraph" w:styleId="14">
     <w:name w:val="Block Text"/>
     <w:basedOn w:val="1"/>
+    <w:qFormat/>
     <w:uiPriority w:val="0"/>
     <w:pPr>
       <w:spacing w:after="120"/>
@@ -8568,6 +8794,7 @@
   <w:style w:type="paragraph" w:styleId="15">
     <w:name w:val="Body Text"/>
     <w:basedOn w:val="1"/>
+    <w:qFormat/>
     <w:uiPriority w:val="0"/>
     <w:pPr>
       <w:spacing w:after="120"/>
@@ -8585,6 +8812,7 @@
   <w:style w:type="paragraph" w:styleId="17">
     <w:name w:val="Body Text 3"/>
     <w:basedOn w:val="1"/>
+    <w:qFormat/>
     <w:uiPriority w:val="0"/>
     <w:pPr>
       <w:spacing w:after="120"/>
@@ -8597,6 +8825,7 @@
   <w:style w:type="paragraph" w:styleId="18">
     <w:name w:val="Body Text First Indent"/>
     <w:basedOn w:val="15"/>
+    <w:qFormat/>
     <w:uiPriority w:val="0"/>
     <w:pPr>
       <w:ind w:firstLine="420" w:firstLineChars="100"/>
@@ -8605,6 +8834,7 @@
   <w:style w:type="paragraph" w:styleId="19">
     <w:name w:val="Body Text Indent"/>
     <w:basedOn w:val="1"/>
+    <w:qFormat/>
     <w:uiPriority w:val="0"/>
     <w:pPr>
       <w:spacing w:after="120"/>
@@ -8614,6 +8844,7 @@
   <w:style w:type="paragraph" w:styleId="20">
     <w:name w:val="Body Text First Indent 2"/>
     <w:basedOn w:val="19"/>
+    <w:qFormat/>
     <w:uiPriority w:val="0"/>
     <w:pPr>
       <w:ind w:firstLine="420" w:firstLineChars="200"/>
@@ -8622,6 +8853,7 @@
   <w:style w:type="paragraph" w:styleId="21">
     <w:name w:val="Body Text Indent 2"/>
     <w:basedOn w:val="1"/>
+    <w:qFormat/>
     <w:uiPriority w:val="0"/>
     <w:pPr>
       <w:spacing w:after="120" w:line="480" w:lineRule="auto"/>
@@ -8631,6 +8863,7 @@
   <w:style w:type="paragraph" w:styleId="22">
     <w:name w:val="Body Text Indent 3"/>
     <w:basedOn w:val="1"/>
+    <w:qFormat/>
     <w:uiPriority w:val="0"/>
     <w:pPr>
       <w:spacing w:after="120"/>
@@ -8675,6 +8908,7 @@
   <w:style w:type="paragraph" w:styleId="26">
     <w:name w:val="annotation text"/>
     <w:basedOn w:val="1"/>
+    <w:qFormat/>
     <w:uiPriority w:val="0"/>
     <w:pPr>
       <w:jc w:val="left"/>
@@ -8684,6 +8918,7 @@
     <w:name w:val="annotation subject"/>
     <w:basedOn w:val="26"/>
     <w:next w:val="26"/>
+    <w:qFormat/>
     <w:uiPriority w:val="0"/>
     <w:rPr>
       <w:b/>
@@ -8702,6 +8937,7 @@
   <w:style w:type="paragraph" w:styleId="29">
     <w:name w:val="Document Map"/>
     <w:basedOn w:val="1"/>
+    <w:qFormat/>
     <w:uiPriority w:val="0"/>
     <w:pPr>
       <w:shd w:val="clear" w:color="auto" w:fill="000080"/>
@@ -8710,6 +8946,7 @@
   <w:style w:type="paragraph" w:styleId="30">
     <w:name w:val="E-mail Signature"/>
     <w:basedOn w:val="1"/>
+    <w:qFormat/>
     <w:uiPriority w:val="0"/>
   </w:style>
   <w:style w:type="character" w:styleId="31">
@@ -8864,6 +9101,7 @@
   <w:style w:type="character" w:styleId="45">
     <w:name w:val="HTML Definition"/>
     <w:basedOn w:val="11"/>
+    <w:qFormat/>
     <w:uiPriority w:val="0"/>
     <w:rPr>
       <w:i/>
@@ -8883,6 +9121,7 @@
   <w:style w:type="paragraph" w:styleId="47">
     <w:name w:val="HTML Preformatted"/>
     <w:basedOn w:val="1"/>
+    <w:qFormat/>
     <w:uiPriority w:val="0"/>
     <w:rPr>
       <w:rFonts w:ascii="Courier New" w:hAnsi="Courier New" w:cs="Courier New"/>
@@ -8892,6 +9131,7 @@
   <w:style w:type="character" w:styleId="48">
     <w:name w:val="HTML Sample"/>
     <w:basedOn w:val="11"/>
+    <w:qFormat/>
     <w:uiPriority w:val="0"/>
     <w:rPr>
       <w:rFonts w:ascii="Courier New" w:hAnsi="Courier New" w:cs="Courier New"/>
@@ -8900,6 +9140,7 @@
   <w:style w:type="character" w:styleId="49">
     <w:name w:val="HTML Typewriter"/>
     <w:basedOn w:val="11"/>
+    <w:qFormat/>
     <w:uiPriority w:val="0"/>
     <w:rPr>
       <w:rFonts w:ascii="Courier New" w:hAnsi="Courier New" w:cs="Courier New"/>
@@ -8910,6 +9151,7 @@
   <w:style w:type="character" w:styleId="50">
     <w:name w:val="HTML Variable"/>
     <w:basedOn w:val="11"/>
+    <w:qFormat/>
     <w:uiPriority w:val="0"/>
     <w:rPr>
       <w:i/>
@@ -8935,6 +9177,7 @@
     <w:name w:val="index 2"/>
     <w:basedOn w:val="1"/>
     <w:next w:val="1"/>
+    <w:qFormat/>
     <w:uiPriority w:val="0"/>
     <w:pPr>
       <w:ind w:left="200" w:leftChars="200"/>
@@ -8953,6 +9196,7 @@
     <w:name w:val="index 4"/>
     <w:basedOn w:val="1"/>
     <w:next w:val="1"/>
+    <w:qFormat/>
     <w:uiPriority w:val="0"/>
     <w:pPr>
       <w:ind w:left="600" w:leftChars="600"/>
@@ -8971,6 +9215,7 @@
     <w:name w:val="index 6"/>
     <w:basedOn w:val="1"/>
     <w:next w:val="1"/>
+    <w:qFormat/>
     <w:uiPriority w:val="0"/>
     <w:pPr>
       <w:ind w:left="1000" w:leftChars="1000"/>
@@ -9022,6 +9267,7 @@
   <w:style w:type="paragraph" w:styleId="63">
     <w:name w:val="List"/>
     <w:basedOn w:val="1"/>
+    <w:qFormat/>
     <w:uiPriority w:val="0"/>
     <w:pPr>
       <w:ind w:left="200" w:hanging="200" w:hangingChars="200"/>
@@ -9038,6 +9284,7 @@
   <w:style w:type="paragraph" w:styleId="65">
     <w:name w:val="List 3"/>
     <w:basedOn w:val="1"/>
+    <w:qFormat/>
     <w:uiPriority w:val="0"/>
     <w:pPr>
       <w:ind w:left="100" w:leftChars="400" w:hanging="200" w:hangingChars="200"/>
@@ -9062,6 +9309,7 @@
   <w:style w:type="paragraph" w:styleId="68">
     <w:name w:val="List Bullet"/>
     <w:basedOn w:val="1"/>
+    <w:qFormat/>
     <w:uiPriority w:val="0"/>
     <w:pPr>
       <w:numPr>
@@ -9084,6 +9332,7 @@
   <w:style w:type="paragraph" w:styleId="70">
     <w:name w:val="List Bullet 3"/>
     <w:basedOn w:val="1"/>
+    <w:qFormat/>
     <w:uiPriority w:val="0"/>
     <w:pPr>
       <w:numPr>
@@ -9179,6 +9428,7 @@
   <w:style w:type="paragraph" w:styleId="79">
     <w:name w:val="List Number 2"/>
     <w:basedOn w:val="1"/>
+    <w:qFormat/>
     <w:uiPriority w:val="0"/>
     <w:pPr>
       <w:numPr>
@@ -9190,6 +9440,7 @@
   <w:style w:type="paragraph" w:styleId="80">
     <w:name w:val="List Number 3"/>
     <w:basedOn w:val="1"/>
+    <w:qFormat/>
     <w:uiPriority w:val="0"/>
     <w:pPr>
       <w:numPr>
@@ -9201,6 +9452,7 @@
   <w:style w:type="paragraph" w:styleId="81">
     <w:name w:val="List Number 4"/>
     <w:basedOn w:val="1"/>
+    <w:qFormat/>
     <w:uiPriority w:val="0"/>
     <w:pPr>
       <w:numPr>
@@ -9212,6 +9464,7 @@
   <w:style w:type="paragraph" w:styleId="82">
     <w:name w:val="List Number 5"/>
     <w:basedOn w:val="1"/>
+    <w:qFormat/>
     <w:uiPriority w:val="0"/>
     <w:pPr>
       <w:numPr>
@@ -9222,6 +9475,7 @@
   </w:style>
   <w:style w:type="paragraph" w:styleId="83">
     <w:name w:val="macro"/>
+    <w:qFormat/>
     <w:uiPriority w:val="0"/>
     <w:pPr>
       <w:widowControl w:val="0"/>
@@ -9253,6 +9507,7 @@
   <w:style w:type="paragraph" w:styleId="84">
     <w:name w:val="Message Header"/>
     <w:basedOn w:val="1"/>
+    <w:qFormat/>
     <w:uiPriority w:val="0"/>
     <w:pPr>
       <w:pBdr>
@@ -9273,6 +9528,7 @@
   <w:style w:type="paragraph" w:styleId="85">
     <w:name w:val="Normal (Web)"/>
     <w:basedOn w:val="1"/>
+    <w:qFormat/>
     <w:uiPriority w:val="0"/>
     <w:rPr>
       <w:sz w:val="24"/>
@@ -9300,11 +9556,13 @@
   <w:style w:type="character" w:styleId="88">
     <w:name w:val="page number"/>
     <w:basedOn w:val="11"/>
+    <w:qFormat/>
     <w:uiPriority w:val="0"/>
   </w:style>
   <w:style w:type="paragraph" w:styleId="89">
     <w:name w:val="Plain Text"/>
     <w:basedOn w:val="1"/>
+    <w:qFormat/>
     <w:uiPriority w:val="0"/>
     <w:rPr>
       <w:rFonts w:ascii="SimSun" w:hAnsi="Courier New" w:cs="Courier New"/>
@@ -9315,6 +9573,7 @@
     <w:name w:val="Salutation"/>
     <w:basedOn w:val="1"/>
     <w:next w:val="1"/>
+    <w:qFormat/>
     <w:uiPriority w:val="0"/>
   </w:style>
   <w:style w:type="paragraph" w:styleId="91">
@@ -9357,6 +9616,7 @@
   <w:style w:type="table" w:styleId="94">
     <w:name w:val="Table 3D effects 1"/>
     <w:basedOn w:val="12"/>
+    <w:qFormat/>
     <w:uiPriority w:val="0"/>
     <w:pPr>
       <w:widowControl w:val="0"/>
@@ -9878,6 +10138,7 @@
   <w:style w:type="table" w:styleId="100">
     <w:name w:val="Table Classic 4"/>
     <w:basedOn w:val="12"/>
+    <w:qFormat/>
     <w:uiPriority w:val="0"/>
     <w:pPr>
       <w:widowControl w:val="0"/>
@@ -9968,6 +10229,7 @@
   <w:style w:type="table" w:styleId="101">
     <w:name w:val="Table Colorful 1"/>
     <w:basedOn w:val="12"/>
+    <w:qFormat/>
     <w:uiPriority w:val="0"/>
     <w:pPr>
       <w:widowControl w:val="0"/>
@@ -10049,6 +10311,7 @@
   <w:style w:type="table" w:styleId="102">
     <w:name w:val="Table Colorful 2"/>
     <w:basedOn w:val="12"/>
+    <w:qFormat/>
     <w:uiPriority w:val="0"/>
     <w:pPr>
       <w:widowControl w:val="0"/>
@@ -10524,6 +10787,7 @@
   <w:style w:type="table" w:styleId="107">
     <w:name w:val="Table Columns 4"/>
     <w:basedOn w:val="12"/>
+    <w:qFormat/>
     <w:uiPriority w:val="0"/>
     <w:pPr>
       <w:widowControl w:val="0"/>
@@ -10682,6 +10946,7 @@
   <w:style w:type="table" w:styleId="109">
     <w:name w:val="Table Contemporary"/>
     <w:basedOn w:val="12"/>
+    <w:qFormat/>
     <w:uiPriority w:val="0"/>
     <w:pPr>
       <w:widowControl w:val="0"/>
@@ -10738,6 +11003,7 @@
   <w:style w:type="table" w:styleId="110">
     <w:name w:val="Table Elegant"/>
     <w:basedOn w:val="12"/>
+    <w:qFormat/>
     <w:uiPriority w:val="0"/>
     <w:pPr>
       <w:widowControl w:val="0"/>
@@ -10851,6 +11117,7 @@
   <w:style w:type="table" w:styleId="113">
     <w:name w:val="Table Grid 2"/>
     <w:basedOn w:val="12"/>
+    <w:qFormat/>
     <w:uiPriority w:val="0"/>
     <w:pPr>
       <w:widowControl w:val="0"/>
@@ -10922,6 +11189,7 @@
   <w:style w:type="table" w:styleId="114">
     <w:name w:val="Table Grid 3"/>
     <w:basedOn w:val="12"/>
+    <w:qFormat/>
     <w:uiPriority w:val="0"/>
     <w:pPr>
       <w:widowControl w:val="0"/>
@@ -11054,6 +11322,7 @@
   <w:style w:type="table" w:styleId="116">
     <w:name w:val="Table Grid 5"/>
     <w:basedOn w:val="12"/>
+    <w:qFormat/>
     <w:uiPriority w:val="0"/>
     <w:pPr>
       <w:widowControl w:val="0"/>
@@ -11192,6 +11461,7 @@
   <w:style w:type="table" w:styleId="118">
     <w:name w:val="Table Grid 7"/>
     <w:basedOn w:val="12"/>
+    <w:qFormat/>
     <w:uiPriority w:val="0"/>
     <w:pPr>
       <w:widowControl w:val="0"/>
@@ -11281,6 +11551,7 @@
   <w:style w:type="table" w:styleId="119">
     <w:name w:val="Table Grid 8"/>
     <w:basedOn w:val="12"/>
+    <w:qFormat/>
     <w:uiPriority w:val="0"/>
     <w:pPr>
       <w:widowControl w:val="0"/>
@@ -11568,6 +11839,7 @@
   <w:style w:type="table" w:styleId="123">
     <w:name w:val="Table List 4"/>
     <w:basedOn w:val="12"/>
+    <w:qFormat/>
     <w:uiPriority w:val="0"/>
     <w:pPr>
       <w:widowControl w:val="0"/>
@@ -11605,6 +11877,7 @@
   <w:style w:type="table" w:styleId="124">
     <w:name w:val="Table List 5"/>
     <w:basedOn w:val="12"/>
+    <w:qFormat/>
     <w:uiPriority w:val="0"/>
     <w:pPr>
       <w:widowControl w:val="0"/>
@@ -11721,6 +11994,7 @@
   <w:style w:type="table" w:styleId="126">
     <w:name w:val="Table List 7"/>
     <w:basedOn w:val="12"/>
+    <w:qFormat/>
     <w:uiPriority w:val="0"/>
     <w:pPr>
       <w:widowControl w:val="0"/>
@@ -11817,6 +12091,7 @@
   <w:style w:type="table" w:styleId="127">
     <w:name w:val="Table List 8"/>
     <w:basedOn w:val="12"/>
+    <w:qFormat/>
     <w:uiPriority w:val="0"/>
     <w:pPr>
       <w:widowControl w:val="0"/>
@@ -11925,6 +12200,7 @@
     <w:name w:val="table of authorities"/>
     <w:basedOn w:val="1"/>
     <w:next w:val="1"/>
+    <w:qFormat/>
     <w:uiPriority w:val="0"/>
     <w:pPr>
       <w:ind w:left="420" w:leftChars="200"/>
@@ -12152,6 +12428,7 @@
   <w:style w:type="table" w:styleId="134">
     <w:name w:val="Table Subtle 1"/>
     <w:basedOn w:val="12"/>
+    <w:qFormat/>
     <w:uiPriority w:val="0"/>
     <w:pPr>
       <w:widowControl w:val="0"/>
@@ -12243,6 +12520,7 @@
   <w:style w:type="table" w:styleId="135">
     <w:name w:val="Table Subtle 2"/>
     <w:basedOn w:val="12"/>
+    <w:qFormat/>
     <w:uiPriority w:val="0"/>
     <w:pPr>
       <w:widowControl w:val="0"/>
@@ -12346,6 +12624,7 @@
   <w:style w:type="table" w:styleId="137">
     <w:name w:val="Table Web 1"/>
     <w:basedOn w:val="12"/>
+    <w:qFormat/>
     <w:uiPriority w:val="0"/>
     <w:pPr>
       <w:widowControl w:val="0"/>
@@ -12423,6 +12702,7 @@
   <w:style w:type="table" w:styleId="139">
     <w:name w:val="Table Web 3"/>
     <w:basedOn w:val="12"/>
+    <w:qFormat/>
     <w:uiPriority w:val="0"/>
     <w:pPr>
       <w:widowControl w:val="0"/>
@@ -12502,6 +12782,7 @@
     <w:name w:val="toc 2"/>
     <w:basedOn w:val="1"/>
     <w:next w:val="1"/>
+    <w:qFormat/>
     <w:uiPriority w:val="0"/>
     <w:pPr>
       <w:ind w:left="420" w:leftChars="200"/>
@@ -12511,6 +12792,7 @@
     <w:name w:val="toc 3"/>
     <w:basedOn w:val="1"/>
     <w:next w:val="1"/>
+    <w:qFormat/>
     <w:uiPriority w:val="0"/>
     <w:pPr>
       <w:ind w:left="840" w:leftChars="400"/>
@@ -12520,6 +12802,7 @@
     <w:name w:val="toc 4"/>
     <w:basedOn w:val="1"/>
     <w:next w:val="1"/>
+    <w:qFormat/>
     <w:uiPriority w:val="0"/>
     <w:pPr>
       <w:ind w:left="1260" w:leftChars="600"/>
@@ -12529,6 +12812,7 @@
     <w:name w:val="toc 5"/>
     <w:basedOn w:val="1"/>
     <w:next w:val="1"/>
+    <w:qFormat/>
     <w:uiPriority w:val="0"/>
     <w:pPr>
       <w:ind w:left="1680" w:leftChars="800"/>
@@ -12538,6 +12822,7 @@
     <w:name w:val="toc 6"/>
     <w:basedOn w:val="1"/>
     <w:next w:val="1"/>
+    <w:qFormat/>
     <w:uiPriority w:val="0"/>
     <w:pPr>
       <w:ind w:left="2100" w:leftChars="1000"/>
@@ -12567,6 +12852,7 @@
     <w:name w:val="toc 9"/>
     <w:basedOn w:val="1"/>
     <w:next w:val="1"/>
+    <w:qFormat/>
     <w:uiPriority w:val="0"/>
     <w:pPr>
       <w:ind w:left="3360" w:leftChars="1600"/>
@@ -12666,6 +12952,7 @@
   <w:style w:type="table" w:styleId="152">
     <w:name w:val="Light Shading Accent 1"/>
     <w:basedOn w:val="12"/>
+    <w:qFormat/>
     <w:uiPriority w:val="60"/>
     <w:rPr>
       <w:color w:val="365F91"/>
@@ -12847,6 +13134,7 @@
   <w:style w:type="table" w:styleId="154">
     <w:name w:val="Light Shading Accent 3"/>
     <w:basedOn w:val="12"/>
+    <w:qFormat/>
     <w:uiPriority w:val="60"/>
     <w:rPr>
       <w:color w:val="76923C"/>
@@ -13028,6 +13316,7 @@
   <w:style w:type="table" w:styleId="156">
     <w:name w:val="Light Shading Accent 5"/>
     <w:basedOn w:val="12"/>
+    <w:qFormat/>
     <w:uiPriority w:val="60"/>
     <w:rPr>
       <w:color w:val="31849B"/>
@@ -13118,6 +13407,7 @@
   <w:style w:type="table" w:styleId="157">
     <w:name w:val="Light Shading Accent 6"/>
     <w:basedOn w:val="12"/>
+    <w:qFormat/>
     <w:uiPriority w:val="60"/>
     <w:rPr>
       <w:color w:val="E36C0A"/>
@@ -13368,6 +13658,7 @@
   <w:style w:type="table" w:styleId="160">
     <w:name w:val="Light List Accent 2"/>
     <w:basedOn w:val="12"/>
+    <w:qFormat/>
     <w:uiPriority w:val="61"/>
     <w:tblPr>
       <w:tblBorders>
@@ -13447,6 +13738,7 @@
   <w:style w:type="table" w:styleId="161">
     <w:name w:val="Light List Accent 3"/>
     <w:basedOn w:val="12"/>
+    <w:qFormat/>
     <w:uiPriority w:val="61"/>
     <w:tblPr>
       <w:tblBorders>
@@ -13766,6 +14058,7 @@
   <w:style w:type="table" w:styleId="165">
     <w:name w:val="Light Grid"/>
     <w:basedOn w:val="12"/>
+    <w:qFormat/>
     <w:uiPriority w:val="62"/>
     <w:tblPr>
       <w:tblBorders>
@@ -13883,6 +14176,7 @@
   <w:style w:type="table" w:styleId="166">
     <w:name w:val="Light Grid Accent 1"/>
     <w:basedOn w:val="12"/>
+    <w:qFormat/>
     <w:uiPriority w:val="62"/>
     <w:tblPr>
       <w:tblBorders>
@@ -14118,6 +14412,7 @@
   <w:style w:type="table" w:styleId="168">
     <w:name w:val="Light Grid Accent 3"/>
     <w:basedOn w:val="12"/>
+    <w:qFormat/>
     <w:uiPriority w:val="62"/>
     <w:tblPr>
       <w:tblBorders>
@@ -14235,6 +14530,7 @@
   <w:style w:type="table" w:styleId="169">
     <w:name w:val="Light Grid Accent 4"/>
     <w:basedOn w:val="12"/>
+    <w:qFormat/>
     <w:uiPriority w:val="62"/>
     <w:tblPr>
       <w:tblBorders>
@@ -14470,6 +14766,7 @@
   <w:style w:type="table" w:styleId="171">
     <w:name w:val="Light Grid Accent 6"/>
     <w:basedOn w:val="12"/>
+    <w:qFormat/>
     <w:uiPriority w:val="62"/>
     <w:tblPr>
       <w:tblBorders>
@@ -14963,6 +15260,7 @@
   <w:style w:type="table" w:styleId="176">
     <w:name w:val="Medium Shading 1 Accent 4"/>
     <w:basedOn w:val="12"/>
+    <w:qFormat/>
     <w:uiPriority w:val="63"/>
     <w:tblPr>
       <w:tblBorders>
@@ -15056,6 +15354,7 @@
   <w:style w:type="table" w:styleId="177">
     <w:name w:val="Medium Shading 1 Accent 5"/>
     <w:basedOn w:val="12"/>
+    <w:qFormat/>
     <w:uiPriority w:val="63"/>
     <w:tblPr>
       <w:tblBorders>
@@ -15380,6 +15679,7 @@
   <w:style w:type="table" w:styleId="180">
     <w:name w:val="Medium Shading 2 Accent 1"/>
     <w:basedOn w:val="12"/>
+    <w:qFormat/>
     <w:uiPriority w:val="64"/>
     <w:tblPr>
       <w:tblBorders>
@@ -15790,6 +16090,7 @@
   <w:style w:type="table" w:styleId="183">
     <w:name w:val="Medium Shading 2 Accent 4"/>
     <w:basedOn w:val="12"/>
+    <w:qFormat/>
     <w:uiPriority w:val="64"/>
     <w:tblPr>
       <w:tblBorders>
@@ -15926,6 +16227,7 @@
   <w:style w:type="table" w:styleId="184">
     <w:name w:val="Medium Shading 2 Accent 5"/>
     <w:basedOn w:val="12"/>
+    <w:qFormat/>
     <w:uiPriority w:val="64"/>
     <w:tblPr>
       <w:tblBorders>
@@ -16271,6 +16573,7 @@
   <w:style w:type="table" w:styleId="187">
     <w:name w:val="Medium List 1 Accent 1"/>
     <w:basedOn w:val="12"/>
+    <w:qFormat/>
     <w:uiPriority w:val="65"/>
     <w:rPr>
       <w:color w:val="000000"/>
@@ -16342,6 +16645,7 @@
   <w:style w:type="table" w:styleId="188">
     <w:name w:val="Medium List 1 Accent 2"/>
     <w:basedOn w:val="12"/>
+    <w:qFormat/>
     <w:uiPriority w:val="65"/>
     <w:rPr>
       <w:color w:val="000000"/>
@@ -16485,6 +16789,7 @@
   <w:style w:type="table" w:styleId="190">
     <w:name w:val="Medium List 1 Accent 4"/>
     <w:basedOn w:val="12"/>
+    <w:qFormat/>
     <w:uiPriority w:val="65"/>
     <w:rPr>
       <w:color w:val="000000"/>
@@ -16556,6 +16861,7 @@
   <w:style w:type="table" w:styleId="191">
     <w:name w:val="Medium List 1 Accent 5"/>
     <w:basedOn w:val="12"/>
+    <w:qFormat/>
     <w:uiPriority w:val="65"/>
     <w:rPr>
       <w:color w:val="000000"/>
@@ -16699,6 +17005,7 @@
   <w:style w:type="table" w:styleId="193">
     <w:name w:val="Medium List 2"/>
     <w:basedOn w:val="12"/>
+    <w:qFormat/>
     <w:uiPriority w:val="66"/>
     <w:rPr>
       <w:rFonts w:ascii="SimSun" w:hAnsi="SimSun" w:eastAsia="Courier New" w:cs="Times New Roman"/>
@@ -16930,6 +17237,7 @@
   <w:style w:type="table" w:styleId="195">
     <w:name w:val="Medium List 2 Accent 2"/>
     <w:basedOn w:val="12"/>
+    <w:qFormat/>
     <w:uiPriority w:val="66"/>
     <w:rPr>
       <w:rFonts w:ascii="SimSun" w:hAnsi="SimSun" w:eastAsia="Courier New" w:cs="Times New Roman"/>
@@ -17277,6 +17585,7 @@
   <w:style w:type="table" w:styleId="198">
     <w:name w:val="Medium List 2 Accent 5"/>
     <w:basedOn w:val="12"/>
+    <w:qFormat/>
     <w:uiPriority w:val="66"/>
     <w:rPr>
       <w:rFonts w:ascii="SimSun" w:hAnsi="SimSun" w:eastAsia="Courier New" w:cs="Times New Roman"/>
@@ -17392,6 +17701,7 @@
   <w:style w:type="table" w:styleId="199">
     <w:name w:val="Medium List 2 Accent 6"/>
     <w:basedOn w:val="12"/>
+    <w:qFormat/>
     <w:uiPriority w:val="66"/>
     <w:rPr>
       <w:rFonts w:ascii="SimSun" w:hAnsi="SimSun" w:eastAsia="Courier New" w:cs="Times New Roman"/>
@@ -17629,6 +17939,7 @@
   <w:style w:type="table" w:styleId="202">
     <w:name w:val="Medium Grid 1 Accent 2"/>
     <w:basedOn w:val="12"/>
+    <w:qFormat/>
     <w:uiPriority w:val="67"/>
     <w:tblPr>
       <w:tblBorders>
@@ -17811,6 +18122,7 @@
   <w:style w:type="table" w:styleId="205">
     <w:name w:val="Medium Grid 1 Accent 5"/>
     <w:basedOn w:val="12"/>
+    <w:qFormat/>
     <w:uiPriority w:val="67"/>
     <w:tblPr>
       <w:tblBorders>
@@ -18158,6 +18470,7 @@
   <w:style w:type="table" w:styleId="209">
     <w:name w:val="Medium Grid 2 Accent 2"/>
     <w:basedOn w:val="12"/>
+    <w:qFormat/>
     <w:uiPriority w:val="68"/>
     <w:rPr>
       <w:rFonts w:ascii="SimSun" w:hAnsi="SimSun" w:eastAsia="Courier New" w:cs="Times New Roman"/>
@@ -18270,6 +18583,7 @@
   <w:style w:type="table" w:styleId="210">
     <w:name w:val="Medium Grid 2 Accent 3"/>
     <w:basedOn w:val="12"/>
+    <w:qFormat/>
     <w:uiPriority w:val="68"/>
     <w:rPr>
       <w:rFonts w:ascii="SimSun" w:hAnsi="SimSun" w:eastAsia="Courier New" w:cs="Times New Roman"/>
@@ -18979,6 +19293,7 @@
   <w:style w:type="table" w:styleId="216">
     <w:name w:val="Medium Grid 3 Accent 2"/>
     <w:basedOn w:val="12"/>
+    <w:qFormat/>
     <w:uiPriority w:val="69"/>
     <w:tblPr>
       <w:tblBorders>
@@ -19107,6 +19422,7 @@
   <w:style w:type="table" w:styleId="217">
     <w:name w:val="Medium Grid 3 Accent 3"/>
     <w:basedOn w:val="12"/>
+    <w:qFormat/>
     <w:uiPriority w:val="69"/>
     <w:tblPr>
       <w:tblBorders>
@@ -19235,6 +19551,7 @@
   <w:style w:type="table" w:styleId="218">
     <w:name w:val="Medium Grid 3 Accent 4"/>
     <w:basedOn w:val="12"/>
+    <w:qFormat/>
     <w:uiPriority w:val="69"/>
     <w:tblPr>
       <w:tblBorders>
@@ -19363,6 +19680,7 @@
   <w:style w:type="table" w:styleId="219">
     <w:name w:val="Medium Grid 3 Accent 5"/>
     <w:basedOn w:val="12"/>
+    <w:qFormat/>
     <w:uiPriority w:val="69"/>
     <w:tblPr>
       <w:tblBorders>
@@ -19932,6 +20250,7 @@
   <w:style w:type="table" w:styleId="224">
     <w:name w:val="Dark List Accent 3"/>
     <w:basedOn w:val="12"/>
+    <w:qFormat/>
     <w:uiPriority w:val="70"/>
     <w:rPr>
       <w:color w:val="FFFFFF"/>
@@ -20139,6 +20458,7 @@
   <w:style w:type="table" w:styleId="226">
     <w:name w:val="Dark List Accent 5"/>
     <w:basedOn w:val="12"/>
+    <w:qFormat/>
     <w:uiPriority w:val="70"/>
     <w:rPr>
       <w:color w:val="FFFFFF"/>
@@ -20242,6 +20562,7 @@
   <w:style w:type="table" w:styleId="227">
     <w:name w:val="Dark List Accent 6"/>
     <w:basedOn w:val="12"/>
+    <w:qFormat/>
     <w:uiPriority w:val="70"/>
     <w:rPr>
       <w:color w:val="FFFFFF"/>
@@ -20455,6 +20776,7 @@
   <w:style w:type="table" w:styleId="229">
     <w:name w:val="Colorful Shading Accent 1"/>
     <w:basedOn w:val="12"/>
+    <w:qFormat/>
     <w:uiPriority w:val="71"/>
     <w:rPr>
       <w:color w:val="000000"/>
@@ -20564,6 +20886,7 @@
   <w:style w:type="table" w:styleId="230">
     <w:name w:val="Colorful Shading Accent 2"/>
     <w:basedOn w:val="12"/>
+    <w:qFormat/>
     <w:uiPriority w:val="71"/>
     <w:rPr>
       <w:color w:val="000000"/>
@@ -21255,6 +21578,7 @@
   <w:style w:type="table" w:styleId="237">
     <w:name w:val="Colorful List Accent 2"/>
     <w:basedOn w:val="12"/>
+    <w:qFormat/>
     <w:uiPriority w:val="72"/>
     <w:rPr>
       <w:color w:val="000000"/>
@@ -21406,6 +21730,7 @@
   <w:style w:type="table" w:styleId="239">
     <w:name w:val="Colorful List Accent 4"/>
     <w:basedOn w:val="12"/>
+    <w:qFormat/>
     <w:uiPriority w:val="72"/>
     <w:rPr>
       <w:color w:val="000000"/>
@@ -21633,6 +21958,7 @@
   <w:style w:type="table" w:styleId="242">
     <w:name w:val="Colorful Grid"/>
     <w:basedOn w:val="12"/>
+    <w:qFormat/>
     <w:uiPriority w:val="73"/>
     <w:rPr>
       <w:color w:val="000000"/>
@@ -21768,6 +22094,7 @@
   <w:style w:type="table" w:styleId="244">
     <w:name w:val="Colorful Grid Accent 2"/>
     <w:basedOn w:val="12"/>
+    <w:qFormat/>
     <w:uiPriority w:val="73"/>
     <w:rPr>
       <w:color w:val="000000"/>
@@ -21971,6 +22298,7 @@
   <w:style w:type="table" w:styleId="247">
     <w:name w:val="Colorful Grid Accent 5"/>
     <w:basedOn w:val="12"/>
+    <w:qFormat/>
     <w:uiPriority w:val="73"/>
     <w:rPr>
       <w:color w:val="000000"/>
